--- a/klagomål/A 61242-2023 FSC-klagomål.docx
+++ b/klagomål/A 61242-2023 FSC-klagomål.docx
@@ -887,7 +887,7 @@
     <w:r>
       <w:tab/>
       <w:tab/>
-      <w:t>2025-12-19</w:t>
+      <w:t>2025-12-20</w:t>
       <w:br/>
       <w:br/>
     </w:r>

--- a/klagomål/A 61242-2023 FSC-klagomål.docx
+++ b/klagomål/A 61242-2023 FSC-klagomål.docx
@@ -887,7 +887,7 @@
     <w:r>
       <w:tab/>
       <w:tab/>
-      <w:t>2025-12-20</w:t>
+      <w:t>2025-12-21</w:t>
       <w:br/>
       <w:br/>
     </w:r>

--- a/klagomål/A 61242-2023 FSC-klagomål.docx
+++ b/klagomål/A 61242-2023 FSC-klagomål.docx
@@ -887,7 +887,7 @@
     <w:r>
       <w:tab/>
       <w:tab/>
-      <w:t>2025-12-21</w:t>
+      <w:t>2025-12-22</w:t>
       <w:br/>
       <w:br/>
     </w:r>

--- a/klagomål/A 61242-2023 FSC-klagomål.docx
+++ b/klagomål/A 61242-2023 FSC-klagomål.docx
@@ -887,7 +887,7 @@
     <w:r>
       <w:tab/>
       <w:tab/>
-      <w:t>2025-12-22</w:t>
+      <w:t>2025-12-26</w:t>
       <w:br/>
       <w:br/>
     </w:r>

--- a/klagomål/A 61242-2023 FSC-klagomål.docx
+++ b/klagomål/A 61242-2023 FSC-klagomål.docx
@@ -887,7 +887,7 @@
     <w:r>
       <w:tab/>
       <w:tab/>
-      <w:t>2025-12-26</w:t>
+      <w:t>2025-12-28</w:t>
       <w:br/>
       <w:br/>
     </w:r>

--- a/klagomål/A 61242-2023 FSC-klagomål.docx
+++ b/klagomål/A 61242-2023 FSC-klagomål.docx
@@ -887,7 +887,7 @@
     <w:r>
       <w:tab/>
       <w:tab/>
-      <w:t>2025-12-28</w:t>
+      <w:t>2025-12-29</w:t>
       <w:br/>
       <w:br/>
     </w:r>

--- a/klagomål/A 61242-2023 FSC-klagomål.docx
+++ b/klagomål/A 61242-2023 FSC-klagomål.docx
@@ -887,7 +887,7 @@
     <w:r>
       <w:tab/>
       <w:tab/>
-      <w:t>2025-12-29</w:t>
+      <w:t>2025-12-30</w:t>
       <w:br/>
       <w:br/>
     </w:r>

--- a/klagomål/A 61242-2023 FSC-klagomål.docx
+++ b/klagomål/A 61242-2023 FSC-klagomål.docx
@@ -887,7 +887,7 @@
     <w:r>
       <w:tab/>
       <w:tab/>
-      <w:t>2025-12-30</w:t>
+      <w:t>2025-12-31</w:t>
       <w:br/>
       <w:br/>
     </w:r>

--- a/klagomål/A 61242-2023 FSC-klagomål.docx
+++ b/klagomål/A 61242-2023 FSC-klagomål.docx
@@ -887,7 +887,7 @@
     <w:r>
       <w:tab/>
       <w:tab/>
-      <w:t>2025-12-31</w:t>
+      <w:t>2026-01-03</w:t>
       <w:br/>
       <w:br/>
     </w:r>

--- a/klagomål/A 61242-2023 FSC-klagomål.docx
+++ b/klagomål/A 61242-2023 FSC-klagomål.docx
@@ -887,7 +887,7 @@
     <w:r>
       <w:tab/>
       <w:tab/>
-      <w:t>2026-01-07</w:t>
+      <w:t>2026-01-08</w:t>
       <w:br/>
       <w:br/>
     </w:r>

--- a/klagomål/A 61242-2023 FSC-klagomål.docx
+++ b/klagomål/A 61242-2023 FSC-klagomål.docx
@@ -887,7 +887,7 @@
     <w:r>
       <w:tab/>
       <w:tab/>
-      <w:t>2026-01-08</w:t>
+      <w:t>2026-01-09</w:t>
       <w:br/>
       <w:br/>
     </w:r>

--- a/klagomål/A 61242-2023 FSC-klagomål.docx
+++ b/klagomål/A 61242-2023 FSC-klagomål.docx
@@ -887,7 +887,7 @@
     <w:r>
       <w:tab/>
       <w:tab/>
-      <w:t>2026-01-09</w:t>
+      <w:t>2026-01-10</w:t>
       <w:br/>
       <w:br/>
     </w:r>

--- a/klagomål/A 61242-2023 FSC-klagomål.docx
+++ b/klagomål/A 61242-2023 FSC-klagomål.docx
@@ -887,7 +887,7 @@
     <w:r>
       <w:tab/>
       <w:tab/>
-      <w:t>2026-01-10</w:t>
+      <w:t>2026-01-11</w:t>
       <w:br/>
       <w:br/>
     </w:r>

--- a/klagomål/A 61242-2023 FSC-klagomål.docx
+++ b/klagomål/A 61242-2023 FSC-klagomål.docx
@@ -887,7 +887,7 @@
     <w:r>
       <w:tab/>
       <w:tab/>
-      <w:t>2026-01-11</w:t>
+      <w:t>2026-01-12</w:t>
       <w:br/>
       <w:br/>
     </w:r>

--- a/klagomål/A 61242-2023 FSC-klagomål.docx
+++ b/klagomål/A 61242-2023 FSC-klagomål.docx
@@ -887,7 +887,7 @@
     <w:r>
       <w:tab/>
       <w:tab/>
-      <w:t>2026-01-12</w:t>
+      <w:t>2026-01-13</w:t>
       <w:br/>
       <w:br/>
     </w:r>

--- a/klagomål/A 61242-2023 FSC-klagomål.docx
+++ b/klagomål/A 61242-2023 FSC-klagomål.docx
@@ -887,7 +887,7 @@
     <w:r>
       <w:tab/>
       <w:tab/>
-      <w:t>2026-01-13</w:t>
+      <w:t>2026-01-14</w:t>
       <w:br/>
       <w:br/>
     </w:r>

--- a/klagomål/A 61242-2023 FSC-klagomål.docx
+++ b/klagomål/A 61242-2023 FSC-klagomål.docx
@@ -887,7 +887,7 @@
     <w:r>
       <w:tab/>
       <w:tab/>
-      <w:t>2026-01-14</w:t>
+      <w:t>2026-01-15</w:t>
       <w:br/>
       <w:br/>
     </w:r>

--- a/klagomål/A 61242-2023 FSC-klagomål.docx
+++ b/klagomål/A 61242-2023 FSC-klagomål.docx
@@ -887,7 +887,7 @@
     <w:r>
       <w:tab/>
       <w:tab/>
-      <w:t>2026-01-15</w:t>
+      <w:t>2026-01-16</w:t>
       <w:br/>
       <w:br/>
     </w:r>

--- a/klagomål/A 61242-2023 FSC-klagomål.docx
+++ b/klagomål/A 61242-2023 FSC-klagomål.docx
@@ -887,7 +887,7 @@
     <w:r>
       <w:tab/>
       <w:tab/>
-      <w:t>2026-01-16</w:t>
+      <w:t>2026-01-17</w:t>
       <w:br/>
       <w:br/>
     </w:r>

--- a/klagomål/A 61242-2023 FSC-klagomål.docx
+++ b/klagomål/A 61242-2023 FSC-klagomål.docx
@@ -887,7 +887,7 @@
     <w:r>
       <w:tab/>
       <w:tab/>
-      <w:t>2026-01-17</w:t>
+      <w:t>2026-01-18</w:t>
       <w:br/>
       <w:br/>
     </w:r>

--- a/klagomål/A 61242-2023 FSC-klagomål.docx
+++ b/klagomål/A 61242-2023 FSC-klagomål.docx
@@ -887,7 +887,7 @@
     <w:r>
       <w:tab/>
       <w:tab/>
-      <w:t>2026-01-18</w:t>
+      <w:t>2026-01-19</w:t>
       <w:br/>
       <w:br/>
     </w:r>

--- a/klagomål/A 61242-2023 FSC-klagomål.docx
+++ b/klagomål/A 61242-2023 FSC-klagomål.docx
@@ -887,7 +887,7 @@
     <w:r>
       <w:tab/>
       <w:tab/>
-      <w:t>2026-01-19</w:t>
+      <w:t>2026-01-20</w:t>
       <w:br/>
       <w:br/>
     </w:r>

--- a/klagomål/A 61242-2023 FSC-klagomål.docx
+++ b/klagomål/A 61242-2023 FSC-klagomål.docx
@@ -887,7 +887,7 @@
     <w:r>
       <w:tab/>
       <w:tab/>
-      <w:t>2026-01-20</w:t>
+      <w:t>2026-01-21</w:t>
       <w:br/>
       <w:br/>
     </w:r>

--- a/klagomål/A 61242-2023 FSC-klagomål.docx
+++ b/klagomål/A 61242-2023 FSC-klagomål.docx
@@ -887,7 +887,7 @@
     <w:r>
       <w:tab/>
       <w:tab/>
-      <w:t>2026-01-21</w:t>
+      <w:t>2026-01-23</w:t>
       <w:br/>
       <w:br/>
     </w:r>

--- a/klagomål/A 61242-2023 FSC-klagomål.docx
+++ b/klagomål/A 61242-2023 FSC-klagomål.docx
@@ -887,7 +887,7 @@
     <w:r>
       <w:tab/>
       <w:tab/>
-      <w:t>2026-01-23</w:t>
+      <w:t>2026-01-24</w:t>
       <w:br/>
       <w:br/>
     </w:r>

--- a/klagomål/A 61242-2023 FSC-klagomål.docx
+++ b/klagomål/A 61242-2023 FSC-klagomål.docx
@@ -887,7 +887,7 @@
     <w:r>
       <w:tab/>
       <w:tab/>
-      <w:t>2026-01-24</w:t>
+      <w:t>2026-01-25</w:t>
       <w:br/>
       <w:br/>
     </w:r>

--- a/klagomål/A 61242-2023 FSC-klagomål.docx
+++ b/klagomål/A 61242-2023 FSC-klagomål.docx
@@ -887,7 +887,7 @@
     <w:r>
       <w:tab/>
       <w:tab/>
-      <w:t>2026-01-25</w:t>
+      <w:t>2026-01-26</w:t>
       <w:br/>
       <w:br/>
     </w:r>

--- a/klagomål/A 61242-2023 FSC-klagomål.docx
+++ b/klagomål/A 61242-2023 FSC-klagomål.docx
@@ -887,7 +887,7 @@
     <w:r>
       <w:tab/>
       <w:tab/>
-      <w:t>2026-01-26</w:t>
+      <w:t>2026-01-27</w:t>
       <w:br/>
       <w:br/>
     </w:r>

--- a/klagomål/A 61242-2023 FSC-klagomål.docx
+++ b/klagomål/A 61242-2023 FSC-klagomål.docx
@@ -887,7 +887,7 @@
     <w:r>
       <w:tab/>
       <w:tab/>
-      <w:t>2026-01-27</w:t>
+      <w:t>2026-01-28</w:t>
       <w:br/>
       <w:br/>
     </w:r>

--- a/klagomål/A 61242-2023 FSC-klagomål.docx
+++ b/klagomål/A 61242-2023 FSC-klagomål.docx
@@ -112,7 +112,7 @@
         <w:pStyle w:val="ListBullet"/>
       </w:pPr>
       <w:r>
-        <w:t>Om ett ombud (tex Norra skog eller Mellanskog) avverkningsanmäler en skog med naturvärden motsvarande nyckelbiotops kvalité men markägaren inte är FSC certifierad, bör du skicka in ett FSC kontrollerat virke klagomål. Då ska klagomålet skickas till ombudsföretaget.</w:t>
+        <w:t>Om ett ombud (tex Norra skog eller Mellanskog) avverkningsanmäler en skog med naturvärden motsvarande nyckelbiotops kvalitet men markägaren inte är FSC certifierad, bör du skicka in ett FSC kontrollerat virke klagomål. Då ska klagomålet skickas till ombudsföretaget.</w:t>
       </w:r>
     </w:p>
     <w:p>
@@ -254,7 +254,25 @@
         <w:t>Garnlav (NT)</w:t>
       </w:r>
       <w:r>
-        <w:t xml:space="preserve"> är en utpräglad barrskogsart som ibland kan drapera träden i norrländska grannaturskogar med hög luftfuktighet. Den förekommer även i talldominerade bestånd där den, förutom i trädens grenverk, påträffas hängande över ojämnheter i tallbarken. Arten har minskat starkt i södra och mellersta Sverige och den minskar även i sitt nordliga utbredningsområde. Orsaken till tillbakagången beror främst på slutavverkningar av naturskogsartade skogar. Bestånd med riklig förekomst bör regelmässigt sparas. Garnlav är värdväxt för den mycket sällsynta och akut hotade fjärilen barrskogslavfly (CR) som hör hemma i boreala barrskogar med riklig förekomst av värdväxten. Tidigare kunde arten konstateras årligen på flera platser vid Dala-Floda i Dalarna innan lokalerna kalavverkades. Senaste fyndet i landet av barrskogslavfly är från år 2000 då den påträffades vid Högberget i Sollefteå kommun (SLU Artdatabanken, 2024).</w:t>
+        <w:t xml:space="preserve"> är en utpräglad barrskogsart som ibland kan drapera träden i norrländska grannaturskogar med hög luftfuktighet. Den förekommer även i talldominerade bestånd där den, förutom i trädens grenverk, påträffas hängande över ojämnheter i tallbarken. Arten har minskat starkt i södra och mellersta Sverige och den minskar även i sitt nordliga utbredningsområde. Orsaken till tillbakagången beror främst på slutavverkningar av naturskogsartade skogar. Bestånd med riklig förekomst bör regelmässigt sparas. Garnlav är värdväxt för den mycket sällsynta och akut hotade fjärilen barrskogslavfly (CR) som hör hemma i boreala barrskogar med riklig förekomst av värdväxten. Tidigare kunde arten konstateras årligen på flera platser vid Dala-Floda i Dalarna innan lokalerna kalavverkades. Senaste fyndet i landet av barrskogslavfly är från år 2000 då den påträffades vid Högberget i Sollefteå kommun. Garnlav är typisk art för </w:t>
+      </w:r>
+      <w:r>
+        <w:rPr>
+          <w:i/>
+        </w:rPr>
+        <w:t xml:space="preserve">9010 Taiga </w:t>
+      </w:r>
+      <w:r>
+        <w:t>och</w:t>
+      </w:r>
+      <w:r>
+        <w:rPr>
+          <w:i/>
+        </w:rPr>
+        <w:t xml:space="preserve"> 9070 Trädklädd betesmark </w:t>
+      </w:r>
+      <w:r>
+        <w:t xml:space="preserve"> (SLU Artdatabanken, 2024).</w:t>
       </w:r>
     </w:p>
     <w:p>
@@ -273,10 +291,48 @@
         <w:rPr>
           <w:b/>
         </w:rPr>
+        <w:t>Nästlav</w:t>
+      </w:r>
+      <w:r>
+        <w:t xml:space="preserve"> indikerar söder om den naturliga norrlandsgränsen äldre barrskogsområden med höga naturvärden där andra ovanliga nordliga barrskogsarter kan påträffas. Nästlav är typisk art för </w:t>
+      </w:r>
+      <w:r>
+        <w:rPr>
+          <w:i/>
+        </w:rPr>
+        <w:t xml:space="preserve">9010 Taiga </w:t>
+      </w:r>
+      <w:r>
+        <w:t>(Nitare &amp; Skogsstyrelsen, 2019; SLU Artdatabanken, 2025).</w:t>
+      </w:r>
+    </w:p>
+    <w:p>
+      <w:r>
+        <w:rPr>
+          <w:b/>
+        </w:rPr>
         <w:t xml:space="preserve">Skinnlav </w:t>
       </w:r>
       <w:r>
-        <w:t>förekommer på diverse lövträd, främst på gammal asp och sälg. Den påträffas främst i områden med lång kontinuitet av grova lövträd och signalerar skogsmark med höga naturvärden. På lokalerna förekommer som regel ett flertal andra ovanliga eller rödlistade lavar. I likhet med gelélavarna, etablerar sig skinnlaven i skogsmark på grova aspar i sena lövsuccessioner (Nitare &amp; Skogsstyrelsen, 2019).</w:t>
+        <w:t xml:space="preserve">förekommer på diverse lövträd, främst på gammal asp och sälg. Den påträffas främst i områden med lång kontinuitet av grova lövträd och signalerar skogsmark med höga naturvärden. På lokalerna förekommer som regel ett flertal andra ovanliga eller rödlistade lavar. I likhet med gelélavarna, etablerar sig skinnlaven i skogsmark på grova aspar i sena lövsuccessioner. Skinnlav är typisk art för </w:t>
+      </w:r>
+      <w:r>
+        <w:rPr>
+          <w:i/>
+        </w:rPr>
+        <w:t xml:space="preserve">9010 Taiga, 9020 Nordlig ädellövskog </w:t>
+      </w:r>
+      <w:r>
+        <w:t xml:space="preserve">och </w:t>
+      </w:r>
+      <w:r>
+        <w:rPr>
+          <w:i/>
+        </w:rPr>
+        <w:t xml:space="preserve">9070 Trädklädd betesmark </w:t>
+      </w:r>
+      <w:r>
+        <w:t>(Nitare &amp; Skogsstyrelsen, 2019; SLU Artdatabanken, 2025).</w:t>
       </w:r>
     </w:p>
     <w:p>
@@ -887,7 +943,7 @@
     <w:r>
       <w:tab/>
       <w:tab/>
-      <w:t>2026-01-28</w:t>
+      <w:t>2026-01-29</w:t>
       <w:br/>
       <w:br/>
     </w:r>

--- a/klagomål/A 61242-2023 FSC-klagomål.docx
+++ b/klagomål/A 61242-2023 FSC-klagomål.docx
@@ -943,7 +943,7 @@
     <w:r>
       <w:tab/>
       <w:tab/>
-      <w:t>2026-01-29</w:t>
+      <w:t>2026-01-30</w:t>
       <w:br/>
       <w:br/>
     </w:r>

--- a/klagomål/A 61242-2023 FSC-klagomål.docx
+++ b/klagomål/A 61242-2023 FSC-klagomål.docx
@@ -943,7 +943,7 @@
     <w:r>
       <w:tab/>
       <w:tab/>
-      <w:t>2026-01-30</w:t>
+      <w:t>2026-01-31</w:t>
       <w:br/>
       <w:br/>
     </w:r>

--- a/klagomål/A 61242-2023 FSC-klagomål.docx
+++ b/klagomål/A 61242-2023 FSC-klagomål.docx
@@ -943,7 +943,7 @@
     <w:r>
       <w:tab/>
       <w:tab/>
-      <w:t>2026-03-01</w:t>
+      <w:t>2026-03-02</w:t>
       <w:br/>
       <w:br/>
     </w:r>

--- a/klagomål/A 61242-2023 FSC-klagomål.docx
+++ b/klagomål/A 61242-2023 FSC-klagomål.docx
@@ -269,7 +269,7 @@
         <w:rPr>
           <w:i/>
         </w:rPr>
-        <w:t xml:space="preserve"> 9070 Trädklädd betesmark </w:t>
+        <w:t xml:space="preserve"> 9070 Trädklädd betesmark</w:t>
       </w:r>
       <w:r>
         <w:t xml:space="preserve"> (SLU Artdatabanken, 2024).</w:t>
@@ -943,7 +943,7 @@
     <w:r>
       <w:tab/>
       <w:tab/>
-      <w:t>2026-03-02</w:t>
+      <w:t>2026-03-03</w:t>
       <w:br/>
       <w:br/>
     </w:r>

--- a/klagomål/A 61242-2023 FSC-klagomål.docx
+++ b/klagomål/A 61242-2023 FSC-klagomål.docx
@@ -943,7 +943,7 @@
     <w:r>
       <w:tab/>
       <w:tab/>
-      <w:t>2026-03-03</w:t>
+      <w:t>2026-03-04</w:t>
       <w:br/>
       <w:br/>
     </w:r>

--- a/klagomål/A 61242-2023 FSC-klagomål.docx
+++ b/klagomål/A 61242-2023 FSC-klagomål.docx
@@ -943,7 +943,7 @@
     <w:r>
       <w:tab/>
       <w:tab/>
-      <w:t>2026-03-04</w:t>
+      <w:t>2026-03-05</w:t>
       <w:br/>
       <w:br/>
     </w:r>

--- a/klagomål/A 61242-2023 FSC-klagomål.docx
+++ b/klagomål/A 61242-2023 FSC-klagomål.docx
@@ -943,7 +943,7 @@
     <w:r>
       <w:tab/>
       <w:tab/>
-      <w:t>2026-03-05</w:t>
+      <w:t>2026-03-06</w:t>
       <w:br/>
       <w:br/>
     </w:r>

--- a/klagomål/A 61242-2023 FSC-klagomål.docx
+++ b/klagomål/A 61242-2023 FSC-klagomål.docx
@@ -943,7 +943,7 @@
     <w:r>
       <w:tab/>
       <w:tab/>
-      <w:t>2026-03-06</w:t>
+      <w:t>2026-03-07</w:t>
       <w:br/>
       <w:br/>
     </w:r>

--- a/klagomål/A 61242-2023 FSC-klagomål.docx
+++ b/klagomål/A 61242-2023 FSC-klagomål.docx
@@ -943,7 +943,7 @@
     <w:r>
       <w:tab/>
       <w:tab/>
-      <w:t>2026-03-07</w:t>
+      <w:t>2026-03-08</w:t>
       <w:br/>
       <w:br/>
     </w:r>

--- a/klagomål/A 61242-2023 FSC-klagomål.docx
+++ b/klagomål/A 61242-2023 FSC-klagomål.docx
@@ -943,7 +943,7 @@
     <w:r>
       <w:tab/>
       <w:tab/>
-      <w:t>2026-03-08</w:t>
+      <w:t>2026-03-09</w:t>
       <w:br/>
       <w:br/>
     </w:r>

--- a/klagomål/A 61242-2023 FSC-klagomål.docx
+++ b/klagomål/A 61242-2023 FSC-klagomål.docx
@@ -943,7 +943,7 @@
     <w:r>
       <w:tab/>
       <w:tab/>
-      <w:t>2026-03-09</w:t>
+      <w:t>2026-03-10</w:t>
       <w:br/>
       <w:br/>
     </w:r>

--- a/klagomål/A 61242-2023 FSC-klagomål.docx
+++ b/klagomål/A 61242-2023 FSC-klagomål.docx
@@ -381,7 +381,7 @@
         <w:t>Talltita (NT, §4)</w:t>
       </w:r>
       <w:r>
-        <w:t>, rödlistad som nära hotad och prioriterad art i Skogsvårdslagen har häckningsrevir i anmälan. Arten har minskat kraftigt de senaste 30 åren och minskningstakten innevarande 10-årsperiod beräknas till 20 (10–30) %. Talltitan är synnerligen trogen sitt cirka 15 hektar stora revir och är beroende av flerskiktade olikåldriga skogar för att kunna föda upp sina ungar. Talltitan försvinner om dess livsmiljö kalavverkas (Eggers &amp; Low (2014); Ekman (1979); Griesser et al (2007); Klein (2020); Siffczyk et al (2003); SLU Artdatabanken (2021).</w:t>
+        <w:t>, rödlistad som nära hotad och prioriterad art i Skogsvårdslagen, har häckningsrevir i anmälan. Arten har minskat kraftigt de senaste 30 åren och minskningstakten innevarande 10-årsperiod beräknas till 20 (10–30) %. Talltitan är synnerligen trogen sitt cirka 15 hektar stora revir och är beroende av flerskiktade olikåldriga skogar för att kunna föda upp sina ungar. Talltitan försvinner om dess livsmiljö kalavverkas (Eggers &amp; Low, 2014; Ekman, 1979; Griesser et al, 2007; Klein, 2020; Siffczyk et al, 2003; SLU Artdatabanken, 2021).</w:t>
       </w:r>
     </w:p>
     <w:p>
@@ -943,7 +943,7 @@
     <w:r>
       <w:tab/>
       <w:tab/>
-      <w:t>2026-03-10</w:t>
+      <w:t>2026-03-11</w:t>
       <w:br/>
       <w:br/>
     </w:r>

--- a/klagomål/A 61242-2023 FSC-klagomål.docx
+++ b/klagomål/A 61242-2023 FSC-klagomål.docx
@@ -943,7 +943,7 @@
     <w:r>
       <w:tab/>
       <w:tab/>
-      <w:t>2026-03-11</w:t>
+      <w:t>2026-03-12</w:t>
       <w:br/>
       <w:br/>
     </w:r>

--- a/klagomål/A 61242-2023 FSC-klagomål.docx
+++ b/klagomål/A 61242-2023 FSC-klagomål.docx
@@ -943,7 +943,7 @@
     <w:r>
       <w:tab/>
       <w:tab/>
-      <w:t>2026-03-12</w:t>
+      <w:t>2026-03-13</w:t>
       <w:br/>
       <w:br/>
     </w:r>

--- a/klagomål/A 61242-2023 FSC-klagomål.docx
+++ b/klagomål/A 61242-2023 FSC-klagomål.docx
@@ -943,7 +943,7 @@
     <w:r>
       <w:tab/>
       <w:tab/>
-      <w:t>2026-03-13</w:t>
+      <w:t>2026-03-16</w:t>
       <w:br/>
       <w:br/>
     </w:r>

--- a/klagomål/A 61242-2023 FSC-klagomål.docx
+++ b/klagomål/A 61242-2023 FSC-klagomål.docx
@@ -943,7 +943,7 @@
     <w:r>
       <w:tab/>
       <w:tab/>
-      <w:t>2026-03-16</w:t>
+      <w:t>2026-03-17</w:t>
       <w:br/>
       <w:br/>
     </w:r>

--- a/klagomål/A 61242-2023 FSC-klagomål.docx
+++ b/klagomål/A 61242-2023 FSC-klagomål.docx
@@ -943,7 +943,7 @@
     <w:r>
       <w:tab/>
       <w:tab/>
-      <w:t>2026-03-17</w:t>
+      <w:t>2026-03-18</w:t>
       <w:br/>
       <w:br/>
     </w:r>

--- a/klagomål/A 61242-2023 FSC-klagomål.docx
+++ b/klagomål/A 61242-2023 FSC-klagomål.docx
@@ -943,7 +943,7 @@
     <w:r>
       <w:tab/>
       <w:tab/>
-      <w:t>2026-03-18</w:t>
+      <w:t>2026-03-19</w:t>
       <w:br/>
       <w:br/>
     </w:r>

--- a/klagomål/A 61242-2023 FSC-klagomål.docx
+++ b/klagomål/A 61242-2023 FSC-klagomål.docx
@@ -943,7 +943,7 @@
     <w:r>
       <w:tab/>
       <w:tab/>
-      <w:t>2026-03-19</w:t>
+      <w:t>2026-03-20</w:t>
       <w:br/>
       <w:br/>
     </w:r>

--- a/klagomål/A 61242-2023 FSC-klagomål.docx
+++ b/klagomål/A 61242-2023 FSC-klagomål.docx
@@ -943,7 +943,7 @@
     <w:r>
       <w:tab/>
       <w:tab/>
-      <w:t>2026-03-20</w:t>
+      <w:t>2026-03-21</w:t>
       <w:br/>
       <w:br/>
     </w:r>

--- a/klagomål/A 61242-2023 FSC-klagomål.docx
+++ b/klagomål/A 61242-2023 FSC-klagomål.docx
@@ -943,7 +943,7 @@
     <w:r>
       <w:tab/>
       <w:tab/>
-      <w:t>2026-03-21</w:t>
+      <w:t>2026-03-22</w:t>
       <w:br/>
       <w:br/>
     </w:r>

--- a/klagomål/A 61242-2023 FSC-klagomål.docx
+++ b/klagomål/A 61242-2023 FSC-klagomål.docx
@@ -943,7 +943,7 @@
     <w:r>
       <w:tab/>
       <w:tab/>
-      <w:t>2026-03-22</w:t>
+      <w:t>2026-03-23</w:t>
       <w:br/>
       <w:br/>
     </w:r>

--- a/klagomål/A 61242-2023 FSC-klagomål.docx
+++ b/klagomål/A 61242-2023 FSC-klagomål.docx
@@ -943,7 +943,7 @@
     <w:r>
       <w:tab/>
       <w:tab/>
-      <w:t>2026-03-23</w:t>
+      <w:t>2026-03-24</w:t>
       <w:br/>
       <w:br/>
     </w:r>

--- a/klagomål/A 61242-2023 FSC-klagomål.docx
+++ b/klagomål/A 61242-2023 FSC-klagomål.docx
@@ -943,7 +943,7 @@
     <w:r>
       <w:tab/>
       <w:tab/>
-      <w:t>2026-03-24</w:t>
+      <w:t>2026-03-25</w:t>
       <w:br/>
       <w:br/>
     </w:r>

--- a/klagomål/A 61242-2023 FSC-klagomål.docx
+++ b/klagomål/A 61242-2023 FSC-klagomål.docx
@@ -943,7 +943,7 @@
     <w:r>
       <w:tab/>
       <w:tab/>
-      <w:t>2026-03-25</w:t>
+      <w:t>2026-03-26</w:t>
       <w:br/>
       <w:br/>
     </w:r>

--- a/klagomål/A 61242-2023 FSC-klagomål.docx
+++ b/klagomål/A 61242-2023 FSC-klagomål.docx
@@ -943,7 +943,7 @@
     <w:r>
       <w:tab/>
       <w:tab/>
-      <w:t>2026-03-26</w:t>
+      <w:t>2026-03-27</w:t>
       <w:br/>
       <w:br/>
     </w:r>

--- a/klagomål/A 61242-2023 FSC-klagomål.docx
+++ b/klagomål/A 61242-2023 FSC-klagomål.docx
@@ -943,7 +943,7 @@
     <w:r>
       <w:tab/>
       <w:tab/>
-      <w:t>2026-03-27</w:t>
+      <w:t>2026-03-28</w:t>
       <w:br/>
       <w:br/>
     </w:r>

--- a/klagomål/A 61242-2023 FSC-klagomål.docx
+++ b/klagomål/A 61242-2023 FSC-klagomål.docx
@@ -943,7 +943,7 @@
     <w:r>
       <w:tab/>
       <w:tab/>
-      <w:t>2026-03-28</w:t>
+      <w:t>2026-03-29</w:t>
       <w:br/>
       <w:br/>
     </w:r>

--- a/klagomål/A 61242-2023 FSC-klagomål.docx
+++ b/klagomål/A 61242-2023 FSC-klagomål.docx
@@ -943,7 +943,7 @@
     <w:r>
       <w:tab/>
       <w:tab/>
-      <w:t>2026-03-29</w:t>
+      <w:t>2026-03-30</w:t>
       <w:br/>
       <w:br/>
     </w:r>

--- a/klagomål/A 61242-2023 FSC-klagomål.docx
+++ b/klagomål/A 61242-2023 FSC-klagomål.docx
@@ -943,7 +943,7 @@
     <w:r>
       <w:tab/>
       <w:tab/>
-      <w:t>2026-03-30</w:t>
+      <w:t>2026-03-31</w:t>
       <w:br/>
       <w:br/>
     </w:r>

--- a/klagomål/A 61242-2023 FSC-klagomål.docx
+++ b/klagomål/A 61242-2023 FSC-klagomål.docx
@@ -943,7 +943,7 @@
     <w:r>
       <w:tab/>
       <w:tab/>
-      <w:t>2026-03-31</w:t>
+      <w:t>2026-04-01</w:t>
       <w:br/>
       <w:br/>
     </w:r>

--- a/klagomål/A 61242-2023 FSC-klagomål.docx
+++ b/klagomål/A 61242-2023 FSC-klagomål.docx
@@ -943,7 +943,7 @@
     <w:r>
       <w:tab/>
       <w:tab/>
-      <w:t>2026-04-01</w:t>
+      <w:t>2026-04-02</w:t>
       <w:br/>
       <w:br/>
     </w:r>

--- a/klagomål/A 61242-2023 FSC-klagomål.docx
+++ b/klagomål/A 61242-2023 FSC-klagomål.docx
@@ -943,7 +943,7 @@
     <w:r>
       <w:tab/>
       <w:tab/>
-      <w:t>2026-04-02</w:t>
+      <w:t>2026-04-03</w:t>
       <w:br/>
       <w:br/>
     </w:r>

--- a/klagomål/A 61242-2023 FSC-klagomål.docx
+++ b/klagomål/A 61242-2023 FSC-klagomål.docx
@@ -943,7 +943,7 @@
     <w:r>
       <w:tab/>
       <w:tab/>
-      <w:t>2026-04-03</w:t>
+      <w:t>2026-04-04</w:t>
       <w:br/>
       <w:br/>
     </w:r>

--- a/klagomål/A 61242-2023 FSC-klagomål.docx
+++ b/klagomål/A 61242-2023 FSC-klagomål.docx
@@ -943,7 +943,7 @@
     <w:r>
       <w:tab/>
       <w:tab/>
-      <w:t>2026-04-04</w:t>
+      <w:t>2026-04-05</w:t>
       <w:br/>
       <w:br/>
     </w:r>

--- a/klagomål/A 61242-2023 FSC-klagomål.docx
+++ b/klagomål/A 61242-2023 FSC-klagomål.docx
@@ -943,7 +943,7 @@
     <w:r>
       <w:tab/>
       <w:tab/>
-      <w:t>2026-04-14</w:t>
+      <w:t>2026-04-15</w:t>
       <w:br/>
       <w:br/>
     </w:r>

--- a/klagomål/A 61242-2023 FSC-klagomål.docx
+++ b/klagomål/A 61242-2023 FSC-klagomål.docx
@@ -943,7 +943,7 @@
     <w:r>
       <w:tab/>
       <w:tab/>
-      <w:t>2026-04-15</w:t>
+      <w:t>2026-04-16</w:t>
       <w:br/>
       <w:br/>
     </w:r>

--- a/klagomål/A 61242-2023 FSC-klagomål.docx
+++ b/klagomål/A 61242-2023 FSC-klagomål.docx
@@ -943,7 +943,7 @@
     <w:r>
       <w:tab/>
       <w:tab/>
-      <w:t>2026-04-16</w:t>
+      <w:t>2026-04-17</w:t>
       <w:br/>
       <w:br/>
     </w:r>

--- a/klagomål/A 61242-2023 FSC-klagomål.docx
+++ b/klagomål/A 61242-2023 FSC-klagomål.docx
@@ -943,7 +943,7 @@
     <w:r>
       <w:tab/>
       <w:tab/>
-      <w:t>2026-04-17</w:t>
+      <w:t>2026-04-18</w:t>
       <w:br/>
       <w:br/>
     </w:r>

--- a/klagomål/A 61242-2023 FSC-klagomål.docx
+++ b/klagomål/A 61242-2023 FSC-klagomål.docx
@@ -943,7 +943,7 @@
     <w:r>
       <w:tab/>
       <w:tab/>
-      <w:t>2026-04-18</w:t>
+      <w:t>2026-04-19</w:t>
       <w:br/>
       <w:br/>
     </w:r>

--- a/klagomål/A 61242-2023 FSC-klagomål.docx
+++ b/klagomål/A 61242-2023 FSC-klagomål.docx
@@ -943,7 +943,7 @@
     <w:r>
       <w:tab/>
       <w:tab/>
-      <w:t>2026-04-19</w:t>
+      <w:t>2026-04-20</w:t>
       <w:br/>
       <w:br/>
     </w:r>

--- a/klagomål/A 61242-2023 FSC-klagomål.docx
+++ b/klagomål/A 61242-2023 FSC-klagomål.docx
@@ -943,7 +943,7 @@
     <w:r>
       <w:tab/>
       <w:tab/>
-      <w:t>2026-04-20</w:t>
+      <w:t>2026-04-21</w:t>
       <w:br/>
       <w:br/>
     </w:r>

--- a/klagomål/A 61242-2023 FSC-klagomål.docx
+++ b/klagomål/A 61242-2023 FSC-klagomål.docx
@@ -943,7 +943,7 @@
     <w:r>
       <w:tab/>
       <w:tab/>
-      <w:t>2026-04-21</w:t>
+      <w:t>2026-04-22</w:t>
       <w:br/>
       <w:br/>
     </w:r>

--- a/klagomål/A 61242-2023 FSC-klagomål.docx
+++ b/klagomål/A 61242-2023 FSC-klagomål.docx
@@ -943,7 +943,7 @@
     <w:r>
       <w:tab/>
       <w:tab/>
-      <w:t>2026-04-22</w:t>
+      <w:t>2026-04-23</w:t>
       <w:br/>
       <w:br/>
     </w:r>

--- a/klagomål/A 61242-2023 FSC-klagomål.docx
+++ b/klagomål/A 61242-2023 FSC-klagomål.docx
@@ -943,7 +943,7 @@
     <w:r>
       <w:tab/>
       <w:tab/>
-      <w:t>2026-04-23</w:t>
+      <w:t>2026-04-24</w:t>
       <w:br/>
       <w:br/>
     </w:r>

--- a/klagomål/A 61242-2023 FSC-klagomål.docx
+++ b/klagomål/A 61242-2023 FSC-klagomål.docx
@@ -943,7 +943,7 @@
     <w:r>
       <w:tab/>
       <w:tab/>
-      <w:t>2026-04-24</w:t>
+      <w:t>2026-04-25</w:t>
       <w:br/>
       <w:br/>
     </w:r>

--- a/klagomål/A 61242-2023 FSC-klagomål.docx
+++ b/klagomål/A 61242-2023 FSC-klagomål.docx
@@ -943,7 +943,7 @@
     <w:r>
       <w:tab/>
       <w:tab/>
-      <w:t>2026-04-25</w:t>
+      <w:t>2026-04-26</w:t>
       <w:br/>
       <w:br/>
     </w:r>

--- a/klagomål/A 61242-2023 FSC-klagomål.docx
+++ b/klagomål/A 61242-2023 FSC-klagomål.docx
@@ -943,7 +943,7 @@
     <w:r>
       <w:tab/>
       <w:tab/>
-      <w:t>2026-05-16</w:t>
+      <w:t>2026-05-17</w:t>
       <w:br/>
       <w:br/>
     </w:r>

--- a/klagomål/A 61242-2023 FSC-klagomål.docx
+++ b/klagomål/A 61242-2023 FSC-klagomål.docx
@@ -943,7 +943,7 @@
     <w:r>
       <w:tab/>
       <w:tab/>
-      <w:t>2026-06-15</w:t>
+      <w:t>2026-06-16</w:t>
       <w:br/>
       <w:br/>
     </w:r>

--- a/klagomål/A 61242-2023 FSC-klagomål.docx
+++ b/klagomål/A 61242-2023 FSC-klagomål.docx
@@ -943,7 +943,7 @@
     <w:r>
       <w:tab/>
       <w:tab/>
-      <w:t>2026-06-16</w:t>
+      <w:t>2026-06-17</w:t>
       <w:br/>
       <w:br/>
     </w:r>

--- a/klagomål/A 61242-2023 FSC-klagomål.docx
+++ b/klagomål/A 61242-2023 FSC-klagomål.docx
@@ -1,6 +1,6 @@
 
 <file path=word/document.xml><?xml version="1.0" encoding="utf-8"?>
-<w:document xmlns:wpc="http://schemas.microsoft.com/office/word/2010/wordprocessingCanvas" xmlns:cx="http://schemas.microsoft.com/office/drawing/2014/chartex" xmlns:cx1="http://schemas.microsoft.com/office/drawing/2015/9/8/chartex" xmlns:cx2="http://schemas.microsoft.com/office/drawing/2015/10/21/chartex" xmlns:cx3="http://schemas.microsoft.com/office/drawing/2016/5/9/chartex" xmlns:cx4="http://schemas.microsoft.com/office/drawing/2016/5/10/chartex" xmlns:cx5="http://schemas.microsoft.com/office/drawing/2016/5/11/chartex" xmlns:cx6="http://schemas.microsoft.com/office/drawing/2016/5/12/chartex" xmlns:cx7="http://schemas.microsoft.com/office/drawing/2016/5/13/chartex" xmlns:cx8="http://schemas.microsoft.com/office/drawing/2016/5/14/chartex" xmlns:mc="http://schemas.openxmlformats.org/markup-compatibility/2006" xmlns:aink="http://schemas.microsoft.com/office/drawing/2016/ink" xmlns:am3d="http://schemas.microsoft.com/office/drawing/2017/model3d" xmlns:o="urn:schemas-microsoft-com:office:office" xmlns:oel="http://schemas.microsoft.com/office/2019/extlst" xmlns:r="http://schemas.openxmlformats.org/officeDocument/2006/relationships" xmlns:m="http://schemas.openxmlformats.org/officeDocument/2006/math" xmlns:v="urn:schemas-microsoft-com:vml" xmlns:wp14="http://schemas.microsoft.com/office/word/2010/wordprocessingDrawing" xmlns:wp="http://schemas.openxmlformats.org/drawingml/2006/wordprocessingDrawing" xmlns:w10="urn:schemas-microsoft-com:office:word" xmlns:w="http://schemas.openxmlformats.org/wordprocessingml/2006/main" xmlns:w14="http://schemas.microsoft.com/office/word/2010/wordml" xmlns:w15="http://schemas.microsoft.com/office/word/2012/wordml" xmlns:w16cex="http://schemas.microsoft.com/office/word/2018/wordml/cex" xmlns:w16cid="http://schemas.microsoft.com/office/word/2016/wordml/cid" xmlns:w16="http://schemas.microsoft.com/office/word/2018/wordml" xmlns:w16sdtdh="http://schemas.microsoft.com/office/word/2020/wordml/sdtdatahash" xmlns:w16se="http://schemas.microsoft.com/office/word/2015/wordml/symex" xmlns:wpg="http://schemas.microsoft.com/office/word/2010/wordprocessingGroup" xmlns:wpi="http://schemas.microsoft.com/office/word/2010/wordprocessingInk" xmlns:wne="http://schemas.microsoft.com/office/word/2006/wordml" xmlns:wps="http://schemas.microsoft.com/office/word/2010/wordprocessingShape" mc:Ignorable="w14 w15 w16se w16cid w16 w16cex w16sdtdh wp14">
+<w:document xmlns:wpc="http://schemas.microsoft.com/office/word/2010/wordprocessingCanvas" xmlns:cx="http://schemas.microsoft.com/office/drawing/2014/chartex" xmlns:cx1="http://schemas.microsoft.com/office/drawing/2015/9/8/chartex" xmlns:cx2="http://schemas.microsoft.com/office/drawing/2015/10/21/chartex" xmlns:cx3="http://schemas.microsoft.com/office/drawing/2016/5/9/chartex" xmlns:cx4="http://schemas.microsoft.com/office/drawing/2016/5/10/chartex" xmlns:cx5="http://schemas.microsoft.com/office/drawing/2016/5/11/chartex" xmlns:cx6="http://schemas.microsoft.com/office/drawing/2016/5/12/chartex" xmlns:cx7="http://schemas.microsoft.com/office/drawing/2016/5/13/chartex" xmlns:cx8="http://schemas.microsoft.com/office/drawing/2016/5/14/chartex" xmlns:mc="http://schemas.openxmlformats.org/markup-compatibility/2006" xmlns:aink="http://schemas.microsoft.com/office/drawing/2016/ink" xmlns:am3d="http://schemas.microsoft.com/office/drawing/2017/model3d" xmlns:o="urn:schemas-microsoft-com:office:office" xmlns:oel="http://schemas.microsoft.com/office/2019/extlst" xmlns:r="http://schemas.openxmlformats.org/officeDocument/2006/relationships" xmlns:m="http://schemas.openxmlformats.org/officeDocument/2006/math" xmlns:v="urn:schemas-microsoft-com:vml" xmlns:wp14="http://schemas.microsoft.com/office/word/2010/wordprocessingDrawing" xmlns:wp="http://schemas.openxmlformats.org/drawingml/2006/wordprocessingDrawing" xmlns:w10="urn:schemas-microsoft-com:office:word" xmlns:w="http://schemas.openxmlformats.org/wordprocessingml/2006/main" xmlns:w14="http://schemas.microsoft.com/office/word/2010/wordml" xmlns:w15="http://schemas.microsoft.com/office/word/2012/wordml" xmlns:w16cex="http://schemas.microsoft.com/office/word/2018/wordml/cex" xmlns:w16cid="http://schemas.microsoft.com/office/word/2016/wordml/cid" xmlns:w16="http://schemas.microsoft.com/office/word/2018/wordml" xmlns:w16du="http://schemas.microsoft.com/office/word/2023/wordml/word16du" xmlns:w16sdtdh="http://schemas.microsoft.com/office/word/2020/wordml/sdtdatahash" xmlns:w16sdtfl="http://schemas.microsoft.com/office/word/2024/wordml/sdtformatlock" xmlns:w16se="http://schemas.microsoft.com/office/word/2015/wordml/symex" xmlns:wpg="http://schemas.microsoft.com/office/word/2010/wordprocessingGroup" xmlns:wpi="http://schemas.microsoft.com/office/word/2010/wordprocessingInk" xmlns:wne="http://schemas.microsoft.com/office/word/2006/wordml" xmlns:wps="http://schemas.microsoft.com/office/word/2010/wordprocessingShape" mc:Ignorable="w14 w15 w16se w16cid w16 w16cex w16sdtdh w16sdtfl w16du wp14">
   <w:body>
     <w:p>
       <w:r>
@@ -168,7 +168,7 @@
     </w:p>
     <w:p>
       <w:r>
-        <w:t>Detta dokument behandlar höga naturvärden i avverkningsanmälan A 61242-2023 i Skellefteå kommun. Denna avverkningsanmälan inkom 2023-12-04 11:13:04 och omfattar 4,8 ha.</w:t>
+        <w:t>Detta dokument behandlar höga naturvärden i avverkningsanmälan A 61242-2023 i Skellefteå kommun som inkom 2023-12-04 och omfattar 4,8 ha.</w:t>
       </w:r>
     </w:p>
     <w:p>
@@ -191,12 +191,15 @@
     </w:p>
     <w:p>
       <w:r>
-        <w:t>I avverkningsanmälan har följande 7 naturvårdsarter hittats: garnlav (NT), gransotdyna (NT), talltita (NT, §4), vitgrynig nållav (NT), dvärgtufs (S), nästlav (S) och skinnlav (S). Av dessa är 4 rödlistade. För rödlistade arter har rödlistekategorin angivits inom parentes. Arter som är signalarter enligt Skogsstyrelsen har markerats med (S). För fridlysta arter anges även paragrafen i Artskyddsförordningen som arten är fridlyst enligt.</w:t>
+        <w:t>I och inom 12 meter från avverkningsanmälan har följande 10 naturvårdsarter hittats: garnlav (VU, T), gransotdyna (NT), talltita (NT, §4), vitgrynig nållav (NT), dvärgtufs (S), luddlav (S, T), nästlav (S, T), skinnlav (S, T), orre (§4) och fläcknycklar (§8). Av dessa är 4 rödlistade. För rödlistade arter har rödlistekategorin angivits inom parentes. Arter som är signalarter enligt Skogsstyrelsen har markerats med (S). Typiska arter inom Natura 2000 som är kopplade till skogsekosystem har markerats med (T). För fridlysta arter anges även paragrafen i Artskyddsförordningen som arten är fridlyst enligt.</w:t>
       </w:r>
     </w:p>
     <w:p>
       <w:r>
-        <w:t>De påträffade naturvårdsarterna är ett tydligt kvitto på att detta rör sig om en skog med höga naturvärden. I Figur 1 visas en karta över det avverkningsanmälda området, där samtliga fyndplatser för naturvårdsarter som finns registrerade på Artportalen har markerats.</w:t>
+        <w:t>De påträffade naturvårdsarterna är ett tydligt kvitto på att det rör sig om en skog med höga naturvärden.</w:t>
+      </w:r>
+      <w:r>
+        <w:t xml:space="preserve"> I Figur 1 visas fyndplatser för naturvårdsarter i området, som finns registrerade på Artportalen.</w:t>
       </w:r>
     </w:p>
     <w:p>
@@ -206,7 +209,7 @@
       <w:r>
         <w:drawing>
           <wp:inline xmlns:a="http://schemas.openxmlformats.org/drawingml/2006/main" xmlns:pic="http://schemas.openxmlformats.org/drawingml/2006/picture">
-            <wp:extent cx="5486400" cy="4393787"/>
+            <wp:extent cx="5451937" cy="5688000"/>
             <wp:docPr id="1" name="Picture 1"/>
             <wp:cNvGraphicFramePr>
               <a:graphicFrameLocks noChangeAspect="1"/>
@@ -227,7 +230,7 @@
                   <pic:spPr>
                     <a:xfrm>
                       <a:off x="0" y="0"/>
-                      <a:ext cx="5486400" cy="4393787"/>
+                      <a:ext cx="5451937" cy="5688000"/>
                     </a:xfrm>
                     <a:prstGeom prst="rect"/>
                   </pic:spPr>
@@ -241,9 +244,61 @@
     <w:p>
       <w:pPr>
         <w:pStyle w:val="Caption"/>
+        <w:spacing w:after="240"/>
       </w:pPr>
       <w:r>
-        <w:t>Figur 1. Fyndplatser för naturvårdsarter i det avverkningsanmälda området (röd linje). Markörer utan svart kant är placerade på fyndplatsen. Markörer med svart kant är placerade vid sidan av fyndplatsen och har ett svart streck som visar fyndplatsens exakta position. Kartans mittpunktskoordinat är N 7203866, E 765770 i SWEREF 99 TM.</w:t>
+        <w:t>Figur 1. Fyndplatser för naturvårdsarter i och inom 12 meter från avverkningsanmälan (röd linje). Markörer utan svart kant är placerade på fyndplatsen. Markörer med svart kant är placerade vid sidan av fyndplatsen och har ett svart streck som visar fyndplatsens exakta position. Kartans mittpunktskoordinat är N 7203866, E 765770 i SWEREF 99 TM.</w:t>
+      </w:r>
+    </w:p>
+    <w:p>
+      <w:pPr>
+        <w:pStyle w:val="Heading2"/>
+      </w:pPr>
+      <w:r>
+        <w:t>Fridlysta arter</w:t>
+      </w:r>
+    </w:p>
+    <w:p>
+      <w:r>
+        <w:t>Följande fridlysta arter har sina livsmiljöer och växtplatser i den avverkningsanmälda skogen: talltita (NT, §4), orre (§4) och fläcknycklar (§8).</w:t>
+      </w:r>
+    </w:p>
+    <w:p>
+      <w:r>
+        <w:t xml:space="preserve">Observera att medlemsländerna är skyldiga att agera i enlighet med EU:s fågeldirektiv där det uttryckligen står att direktivet gäller för fåglar samt för deras ägg, bon och </w:t>
+      </w:r>
+      <w:r>
+        <w:rPr>
+          <w:b/>
+        </w:rPr>
+        <w:t xml:space="preserve">livsmiljöer </w:t>
+      </w:r>
+      <w:r>
+        <w:t>(artikel 1). Vidare att de åtgärder som vidtas inte får leda till en försämring av den nuvarande situationen beträffande bevarandet av de fågelarter som avses i artikel 1 (artikel 13). Fågeldirektivet är styrande för tillsynsansvariga myndigheters ärendehantering, ställningstaganden och beslutsfattande.</w:t>
+      </w:r>
+    </w:p>
+    <w:p>
+      <w:r>
+        <w:rPr>
+          <w:b/>
+        </w:rPr>
+        <w:t>Talltita (NT, §4)</w:t>
+      </w:r>
+      <w:r>
+        <w:t>, rödlistad som nära hotad och prioriterad art i Skogsvårdslagen, har häckningsrevir i anmälan. Arten har minskat kraftigt de senaste 30 åren och minskningstakten innevarande 10-årsperiod beräknas till 20 (10–30) %. Talltitan är synnerligen trogen sitt cirka 15 hektar stora revir och är beroende av flerskiktade olikåldriga skogar för att kunna föda upp sina ungar. Talltitan försvinner om dess livsmiljö kalavverkas (Eggers &amp; Low, 2014; Ekman, 1979; Griesser et al, 2007; Klein, 2020; Siffczyk et al, 2003; SLU Artdatabanken, 2021).</w:t>
+      </w:r>
+    </w:p>
+    <w:p>
+      <w:r>
+        <w:t>I BILAGA 1 finns mer detaljerad information om ekologi samt krav på livsmiljö hos fridlysta arter.</w:t>
+      </w:r>
+    </w:p>
+    <w:p>
+      <w:pPr>
+        <w:pStyle w:val="Heading2"/>
+      </w:pPr>
+      <w:r>
+        <w:t>Övriga naturvårdsarter</w:t>
       </w:r>
     </w:p>
     <w:p>
@@ -284,6 +339,44 @@
       </w:r>
       <w:r>
         <w:t xml:space="preserve"> är en nedbrytare på grova, murkna, ofta barklösa stubbar och liggande stammar av gran, sällan även av bok. Den kräver tillgång till lågor och stubbar i frisk till fuktig miljö och är helt bunden till skogsbestånd med hög bonitet. Gransotdyna hotas av det intensiva utnyttjandet av granskogar med hög bonitet. Arten förekommer främst i de sydliga delarna av landet där bristen på äldre skog är mest påtaglig. Alla lokaler för arten måste undantas från rationellt skogsbruk och tillgången på död ved av grova dimensioner måste säkerställas. Fler områden med äldre granskog måste skyddas i södra Sverige (SLU Artdatabanken, 2024).</w:t>
+      </w:r>
+    </w:p>
+    <w:p>
+      <w:r>
+        <w:rPr>
+          <w:b/>
+        </w:rPr>
+        <w:t>Luddlav</w:t>
+      </w:r>
+      <w:r>
+        <w:t xml:space="preserve"> signalerar lång skoglig kontinuitet med ett stabilt lokal- och mikroklimat med hög och jämn fuktighet. Luddlav är typisk art för </w:t>
+      </w:r>
+      <w:r>
+        <w:rPr>
+          <w:i/>
+        </w:rPr>
+        <w:t>9010 Taiga,</w:t>
+      </w:r>
+      <w:r>
+        <w:t xml:space="preserve"> </w:t>
+      </w:r>
+      <w:r>
+        <w:rPr>
+          <w:i/>
+        </w:rPr>
+        <w:t xml:space="preserve">9020 Nordlig ädellövskog, 9070 Trädklädd betesmark, 9110 Näringsfattig bokskog, 9180 Ädellövskog i branter </w:t>
+      </w:r>
+      <w:r>
+        <w:t>och</w:t>
+      </w:r>
+      <w:r>
+        <w:rPr>
+          <w:i/>
+        </w:rPr>
+        <w:t xml:space="preserve"> 9190 Näringsfattig ekskog </w:t>
+      </w:r>
+      <w:r>
+        <w:t>(Nitare &amp; Skogsstyrelsen, 2019; SLU Artdatabanken, 2025).</w:t>
       </w:r>
     </w:p>
     <w:p>
@@ -351,49 +444,6 @@
         <w:pStyle w:val="Heading1"/>
       </w:pPr>
       <w:r>
-        <w:t>Fridlysta arter</w:t>
-      </w:r>
-    </w:p>
-    <w:p>
-      <w:r>
-        <w:t>Följande fridlysta arter har sina livsmiljöer och växtplatser i den avverkningsanmälda skogen: talltita (NT, §4).</w:t>
-      </w:r>
-    </w:p>
-    <w:p>
-      <w:r>
-        <w:t xml:space="preserve">Observera att medlemsländerna är skyldiga att agera i enlighet med EU:s fågeldirektiv där det uttryckligen står att direktivet gäller för fåglar samt för deras ägg, bon och </w:t>
-      </w:r>
-      <w:r>
-        <w:rPr>
-          <w:b/>
-        </w:rPr>
-        <w:t xml:space="preserve">livsmiljöer </w:t>
-      </w:r>
-      <w:r>
-        <w:t>(artikel 1). Vidare att de åtgärder som vidtas inte får leda till en försämring av den nuvarande situationen beträffande bevarandet av de fågelarter som avses i artikel 1 (artikel 13). Fågeldirektivet är styrande för tillsynsansvariga myndigheters ärendehantering, ställningstaganden och beslutsfattande.</w:t>
-      </w:r>
-    </w:p>
-    <w:p>
-      <w:r>
-        <w:rPr>
-          <w:b/>
-        </w:rPr>
-        <w:t>Talltita (NT, §4)</w:t>
-      </w:r>
-      <w:r>
-        <w:t>, rödlistad som nära hotad och prioriterad art i Skogsvårdslagen, har häckningsrevir i anmälan. Arten har minskat kraftigt de senaste 30 åren och minskningstakten innevarande 10-årsperiod beräknas till 20 (10–30) %. Talltitan är synnerligen trogen sitt cirka 15 hektar stora revir och är beroende av flerskiktade olikåldriga skogar för att kunna föda upp sina ungar. Talltitan försvinner om dess livsmiljö kalavverkas (Eggers &amp; Low, 2014; Ekman, 1979; Griesser et al, 2007; Klein, 2020; Siffczyk et al, 2003; SLU Artdatabanken, 2021).</w:t>
-      </w:r>
-    </w:p>
-    <w:p>
-      <w:r>
-        <w:t>I BILAGA 1 finns mer detaljerad information om ekologi samt krav på livsmiljö hos fridlysta arter.</w:t>
-      </w:r>
-    </w:p>
-    <w:p>
-      <w:pPr>
-        <w:pStyle w:val="Heading1"/>
-      </w:pPr>
-      <w:r>
         <w:t>Certifiering</w:t>
       </w:r>
     </w:p>
@@ -495,7 +545,7 @@
         <w:rPr>
           <w:i/>
         </w:rPr>
-        <w:t>I det avverkningsanmälda skogsområdet har 7 naturvårdsarter varav 4 rödlistade arter sina livsmiljöer och växtplatser.</w:t>
+        <w:t>I det avverkningsanmälda skogsområdet har 10 naturvårdsarter varav 4 rödlistade arter sina livsmiljöer och växtplatser.</w:t>
       </w:r>
     </w:p>
     <w:p>
@@ -833,7 +883,7 @@
 </file>
 
 <file path=word/endnotes.xml><?xml version="1.0" encoding="utf-8"?>
-<w:endnotes xmlns:wpc="http://schemas.microsoft.com/office/word/2010/wordprocessingCanvas" xmlns:cx="http://schemas.microsoft.com/office/drawing/2014/chartex" xmlns:cx1="http://schemas.microsoft.com/office/drawing/2015/9/8/chartex" xmlns:cx2="http://schemas.microsoft.com/office/drawing/2015/10/21/chartex" xmlns:cx3="http://schemas.microsoft.com/office/drawing/2016/5/9/chartex" xmlns:cx4="http://schemas.microsoft.com/office/drawing/2016/5/10/chartex" xmlns:cx5="http://schemas.microsoft.com/office/drawing/2016/5/11/chartex" xmlns:cx6="http://schemas.microsoft.com/office/drawing/2016/5/12/chartex" xmlns:cx7="http://schemas.microsoft.com/office/drawing/2016/5/13/chartex" xmlns:cx8="http://schemas.microsoft.com/office/drawing/2016/5/14/chartex" xmlns:mc="http://schemas.openxmlformats.org/markup-compatibility/2006" xmlns:aink="http://schemas.microsoft.com/office/drawing/2016/ink" xmlns:am3d="http://schemas.microsoft.com/office/drawing/2017/model3d" xmlns:o="urn:schemas-microsoft-com:office:office" xmlns:oel="http://schemas.microsoft.com/office/2019/extlst" xmlns:r="http://schemas.openxmlformats.org/officeDocument/2006/relationships" xmlns:m="http://schemas.openxmlformats.org/officeDocument/2006/math" xmlns:v="urn:schemas-microsoft-com:vml" xmlns:wp14="http://schemas.microsoft.com/office/word/2010/wordprocessingDrawing" xmlns:wp="http://schemas.openxmlformats.org/drawingml/2006/wordprocessingDrawing" xmlns:w10="urn:schemas-microsoft-com:office:word" xmlns:w="http://schemas.openxmlformats.org/wordprocessingml/2006/main" xmlns:w14="http://schemas.microsoft.com/office/word/2010/wordml" xmlns:w15="http://schemas.microsoft.com/office/word/2012/wordml" xmlns:w16cex="http://schemas.microsoft.com/office/word/2018/wordml/cex" xmlns:w16cid="http://schemas.microsoft.com/office/word/2016/wordml/cid" xmlns:w16="http://schemas.microsoft.com/office/word/2018/wordml" xmlns:w16sdtdh="http://schemas.microsoft.com/office/word/2020/wordml/sdtdatahash" xmlns:w16se="http://schemas.microsoft.com/office/word/2015/wordml/symex" xmlns:wpg="http://schemas.microsoft.com/office/word/2010/wordprocessingGroup" xmlns:wpi="http://schemas.microsoft.com/office/word/2010/wordprocessingInk" xmlns:wne="http://schemas.microsoft.com/office/word/2006/wordml" xmlns:wps="http://schemas.microsoft.com/office/word/2010/wordprocessingShape" mc:Ignorable="w14 w15 w16se w16cid w16 w16cex w16sdtdh wp14">
+<w:endnotes xmlns:wpc="http://schemas.microsoft.com/office/word/2010/wordprocessingCanvas" xmlns:cx="http://schemas.microsoft.com/office/drawing/2014/chartex" xmlns:cx1="http://schemas.microsoft.com/office/drawing/2015/9/8/chartex" xmlns:cx2="http://schemas.microsoft.com/office/drawing/2015/10/21/chartex" xmlns:cx3="http://schemas.microsoft.com/office/drawing/2016/5/9/chartex" xmlns:cx4="http://schemas.microsoft.com/office/drawing/2016/5/10/chartex" xmlns:cx5="http://schemas.microsoft.com/office/drawing/2016/5/11/chartex" xmlns:cx6="http://schemas.microsoft.com/office/drawing/2016/5/12/chartex" xmlns:cx7="http://schemas.microsoft.com/office/drawing/2016/5/13/chartex" xmlns:cx8="http://schemas.microsoft.com/office/drawing/2016/5/14/chartex" xmlns:mc="http://schemas.openxmlformats.org/markup-compatibility/2006" xmlns:aink="http://schemas.microsoft.com/office/drawing/2016/ink" xmlns:am3d="http://schemas.microsoft.com/office/drawing/2017/model3d" xmlns:o="urn:schemas-microsoft-com:office:office" xmlns:oel="http://schemas.microsoft.com/office/2019/extlst" xmlns:r="http://schemas.openxmlformats.org/officeDocument/2006/relationships" xmlns:m="http://schemas.openxmlformats.org/officeDocument/2006/math" xmlns:v="urn:schemas-microsoft-com:vml" xmlns:wp14="http://schemas.microsoft.com/office/word/2010/wordprocessingDrawing" xmlns:wp="http://schemas.openxmlformats.org/drawingml/2006/wordprocessingDrawing" xmlns:w10="urn:schemas-microsoft-com:office:word" xmlns:w="http://schemas.openxmlformats.org/wordprocessingml/2006/main" xmlns:w14="http://schemas.microsoft.com/office/word/2010/wordml" xmlns:w15="http://schemas.microsoft.com/office/word/2012/wordml" xmlns:w16cex="http://schemas.microsoft.com/office/word/2018/wordml/cex" xmlns:w16cid="http://schemas.microsoft.com/office/word/2016/wordml/cid" xmlns:w16="http://schemas.microsoft.com/office/word/2018/wordml" xmlns:w16du="http://schemas.microsoft.com/office/word/2023/wordml/word16du" xmlns:w16sdtdh="http://schemas.microsoft.com/office/word/2020/wordml/sdtdatahash" xmlns:w16sdtfl="http://schemas.microsoft.com/office/word/2024/wordml/sdtformatlock" xmlns:w16se="http://schemas.microsoft.com/office/word/2015/wordml/symex" xmlns:wpg="http://schemas.microsoft.com/office/word/2010/wordprocessingGroup" xmlns:wpi="http://schemas.microsoft.com/office/word/2010/wordprocessingInk" xmlns:wne="http://schemas.microsoft.com/office/word/2006/wordml" xmlns:wps="http://schemas.microsoft.com/office/word/2010/wordprocessingShape" mc:Ignorable="w14 w15 w16se w16cid w16 w16cex w16sdtdh w16sdtfl w16du wp14">
   <w:endnote w:type="separator" w:id="-1">
     <w:p>
       <w:pPr>
@@ -858,7 +908,7 @@
 </file>
 
 <file path=word/footer1.xml><?xml version="1.0" encoding="utf-8"?>
-<w:ftr xmlns:wpc="http://schemas.microsoft.com/office/word/2010/wordprocessingCanvas" xmlns:cx="http://schemas.microsoft.com/office/drawing/2014/chartex" xmlns:cx1="http://schemas.microsoft.com/office/drawing/2015/9/8/chartex" xmlns:cx2="http://schemas.microsoft.com/office/drawing/2015/10/21/chartex" xmlns:cx3="http://schemas.microsoft.com/office/drawing/2016/5/9/chartex" xmlns:cx4="http://schemas.microsoft.com/office/drawing/2016/5/10/chartex" xmlns:cx5="http://schemas.microsoft.com/office/drawing/2016/5/11/chartex" xmlns:cx6="http://schemas.microsoft.com/office/drawing/2016/5/12/chartex" xmlns:cx7="http://schemas.microsoft.com/office/drawing/2016/5/13/chartex" xmlns:cx8="http://schemas.microsoft.com/office/drawing/2016/5/14/chartex" xmlns:mc="http://schemas.openxmlformats.org/markup-compatibility/2006" xmlns:aink="http://schemas.microsoft.com/office/drawing/2016/ink" xmlns:am3d="http://schemas.microsoft.com/office/drawing/2017/model3d" xmlns:o="urn:schemas-microsoft-com:office:office" xmlns:oel="http://schemas.microsoft.com/office/2019/extlst" xmlns:r="http://schemas.openxmlformats.org/officeDocument/2006/relationships" xmlns:m="http://schemas.openxmlformats.org/officeDocument/2006/math" xmlns:v="urn:schemas-microsoft-com:vml" xmlns:wp14="http://schemas.microsoft.com/office/word/2010/wordprocessingDrawing" xmlns:wp="http://schemas.openxmlformats.org/drawingml/2006/wordprocessingDrawing" xmlns:w10="urn:schemas-microsoft-com:office:word" xmlns:w="http://schemas.openxmlformats.org/wordprocessingml/2006/main" xmlns:w14="http://schemas.microsoft.com/office/word/2010/wordml" xmlns:w15="http://schemas.microsoft.com/office/word/2012/wordml" xmlns:w16cex="http://schemas.microsoft.com/office/word/2018/wordml/cex" xmlns:w16cid="http://schemas.microsoft.com/office/word/2016/wordml/cid" xmlns:w16="http://schemas.microsoft.com/office/word/2018/wordml" xmlns:w16sdtdh="http://schemas.microsoft.com/office/word/2020/wordml/sdtdatahash" xmlns:w16se="http://schemas.microsoft.com/office/word/2015/wordml/symex" xmlns:wpg="http://schemas.microsoft.com/office/word/2010/wordprocessingGroup" xmlns:wpi="http://schemas.microsoft.com/office/word/2010/wordprocessingInk" xmlns:wne="http://schemas.microsoft.com/office/word/2006/wordml" xmlns:wps="http://schemas.microsoft.com/office/word/2010/wordprocessingShape" mc:Ignorable="w14 w15 w16se w16cid w16 w16cex w16sdtdh wp14">
+<w:ftr xmlns:wpc="http://schemas.microsoft.com/office/word/2010/wordprocessingCanvas" xmlns:cx="http://schemas.microsoft.com/office/drawing/2014/chartex" xmlns:cx1="http://schemas.microsoft.com/office/drawing/2015/9/8/chartex" xmlns:cx2="http://schemas.microsoft.com/office/drawing/2015/10/21/chartex" xmlns:cx3="http://schemas.microsoft.com/office/drawing/2016/5/9/chartex" xmlns:cx4="http://schemas.microsoft.com/office/drawing/2016/5/10/chartex" xmlns:cx5="http://schemas.microsoft.com/office/drawing/2016/5/11/chartex" xmlns:cx6="http://schemas.microsoft.com/office/drawing/2016/5/12/chartex" xmlns:cx7="http://schemas.microsoft.com/office/drawing/2016/5/13/chartex" xmlns:cx8="http://schemas.microsoft.com/office/drawing/2016/5/14/chartex" xmlns:mc="http://schemas.openxmlformats.org/markup-compatibility/2006" xmlns:aink="http://schemas.microsoft.com/office/drawing/2016/ink" xmlns:am3d="http://schemas.microsoft.com/office/drawing/2017/model3d" xmlns:o="urn:schemas-microsoft-com:office:office" xmlns:oel="http://schemas.microsoft.com/office/2019/extlst" xmlns:r="http://schemas.openxmlformats.org/officeDocument/2006/relationships" xmlns:m="http://schemas.openxmlformats.org/officeDocument/2006/math" xmlns:v="urn:schemas-microsoft-com:vml" xmlns:wp14="http://schemas.microsoft.com/office/word/2010/wordprocessingDrawing" xmlns:wp="http://schemas.openxmlformats.org/drawingml/2006/wordprocessingDrawing" xmlns:w10="urn:schemas-microsoft-com:office:word" xmlns:w="http://schemas.openxmlformats.org/wordprocessingml/2006/main" xmlns:w14="http://schemas.microsoft.com/office/word/2010/wordml" xmlns:w15="http://schemas.microsoft.com/office/word/2012/wordml" xmlns:w16cex="http://schemas.microsoft.com/office/word/2018/wordml/cex" xmlns:w16cid="http://schemas.microsoft.com/office/word/2016/wordml/cid" xmlns:w16="http://schemas.microsoft.com/office/word/2018/wordml" xmlns:w16du="http://schemas.microsoft.com/office/word/2023/wordml/word16du" xmlns:w16sdtdh="http://schemas.microsoft.com/office/word/2020/wordml/sdtdatahash" xmlns:w16sdtfl="http://schemas.microsoft.com/office/word/2024/wordml/sdtformatlock" xmlns:w16se="http://schemas.microsoft.com/office/word/2015/wordml/symex" xmlns:wpg="http://schemas.microsoft.com/office/word/2010/wordprocessingGroup" xmlns:wpi="http://schemas.microsoft.com/office/word/2010/wordprocessingInk" xmlns:wne="http://schemas.microsoft.com/office/word/2006/wordml" xmlns:wps="http://schemas.microsoft.com/office/word/2010/wordprocessingShape" mc:Ignorable="w14 w15 w16se w16cid w16 w16cex w16sdtdh w16sdtfl w16du wp14">
   <w:p>
     <w:pPr>
       <w:pStyle w:val="Footer"/>
@@ -868,7 +918,7 @@
 </file>
 
 <file path=word/footer2.xml><?xml version="1.0" encoding="utf-8"?>
-<w:ftr xmlns:wpc="http://schemas.microsoft.com/office/word/2010/wordprocessingCanvas" xmlns:cx="http://schemas.microsoft.com/office/drawing/2014/chartex" xmlns:cx1="http://schemas.microsoft.com/office/drawing/2015/9/8/chartex" xmlns:cx2="http://schemas.microsoft.com/office/drawing/2015/10/21/chartex" xmlns:cx3="http://schemas.microsoft.com/office/drawing/2016/5/9/chartex" xmlns:cx4="http://schemas.microsoft.com/office/drawing/2016/5/10/chartex" xmlns:cx5="http://schemas.microsoft.com/office/drawing/2016/5/11/chartex" xmlns:cx6="http://schemas.microsoft.com/office/drawing/2016/5/12/chartex" xmlns:cx7="http://schemas.microsoft.com/office/drawing/2016/5/13/chartex" xmlns:cx8="http://schemas.microsoft.com/office/drawing/2016/5/14/chartex" xmlns:mc="http://schemas.openxmlformats.org/markup-compatibility/2006" xmlns:aink="http://schemas.microsoft.com/office/drawing/2016/ink" xmlns:am3d="http://schemas.microsoft.com/office/drawing/2017/model3d" xmlns:o="urn:schemas-microsoft-com:office:office" xmlns:oel="http://schemas.microsoft.com/office/2019/extlst" xmlns:r="http://schemas.openxmlformats.org/officeDocument/2006/relationships" xmlns:m="http://schemas.openxmlformats.org/officeDocument/2006/math" xmlns:v="urn:schemas-microsoft-com:vml" xmlns:wp14="http://schemas.microsoft.com/office/word/2010/wordprocessingDrawing" xmlns:wp="http://schemas.openxmlformats.org/drawingml/2006/wordprocessingDrawing" xmlns:w10="urn:schemas-microsoft-com:office:word" xmlns:w="http://schemas.openxmlformats.org/wordprocessingml/2006/main" xmlns:w14="http://schemas.microsoft.com/office/word/2010/wordml" xmlns:w15="http://schemas.microsoft.com/office/word/2012/wordml" xmlns:w16cex="http://schemas.microsoft.com/office/word/2018/wordml/cex" xmlns:w16cid="http://schemas.microsoft.com/office/word/2016/wordml/cid" xmlns:w16="http://schemas.microsoft.com/office/word/2018/wordml" xmlns:w16sdtdh="http://schemas.microsoft.com/office/word/2020/wordml/sdtdatahash" xmlns:w16se="http://schemas.microsoft.com/office/word/2015/wordml/symex" xmlns:wpg="http://schemas.microsoft.com/office/word/2010/wordprocessingGroup" xmlns:wpi="http://schemas.microsoft.com/office/word/2010/wordprocessingInk" xmlns:wne="http://schemas.microsoft.com/office/word/2006/wordml" xmlns:wps="http://schemas.microsoft.com/office/word/2010/wordprocessingShape" mc:Ignorable="w14 w15 w16se w16cid w16 w16cex w16sdtdh wp14">
+<w:ftr xmlns:wpc="http://schemas.microsoft.com/office/word/2010/wordprocessingCanvas" xmlns:cx="http://schemas.microsoft.com/office/drawing/2014/chartex" xmlns:cx1="http://schemas.microsoft.com/office/drawing/2015/9/8/chartex" xmlns:cx2="http://schemas.microsoft.com/office/drawing/2015/10/21/chartex" xmlns:cx3="http://schemas.microsoft.com/office/drawing/2016/5/9/chartex" xmlns:cx4="http://schemas.microsoft.com/office/drawing/2016/5/10/chartex" xmlns:cx5="http://schemas.microsoft.com/office/drawing/2016/5/11/chartex" xmlns:cx6="http://schemas.microsoft.com/office/drawing/2016/5/12/chartex" xmlns:cx7="http://schemas.microsoft.com/office/drawing/2016/5/13/chartex" xmlns:cx8="http://schemas.microsoft.com/office/drawing/2016/5/14/chartex" xmlns:mc="http://schemas.openxmlformats.org/markup-compatibility/2006" xmlns:aink="http://schemas.microsoft.com/office/drawing/2016/ink" xmlns:am3d="http://schemas.microsoft.com/office/drawing/2017/model3d" xmlns:o="urn:schemas-microsoft-com:office:office" xmlns:oel="http://schemas.microsoft.com/office/2019/extlst" xmlns:r="http://schemas.openxmlformats.org/officeDocument/2006/relationships" xmlns:m="http://schemas.openxmlformats.org/officeDocument/2006/math" xmlns:v="urn:schemas-microsoft-com:vml" xmlns:wp14="http://schemas.microsoft.com/office/word/2010/wordprocessingDrawing" xmlns:wp="http://schemas.openxmlformats.org/drawingml/2006/wordprocessingDrawing" xmlns:w10="urn:schemas-microsoft-com:office:word" xmlns:w="http://schemas.openxmlformats.org/wordprocessingml/2006/main" xmlns:w14="http://schemas.microsoft.com/office/word/2010/wordml" xmlns:w15="http://schemas.microsoft.com/office/word/2012/wordml" xmlns:w16cex="http://schemas.microsoft.com/office/word/2018/wordml/cex" xmlns:w16cid="http://schemas.microsoft.com/office/word/2016/wordml/cid" xmlns:w16="http://schemas.microsoft.com/office/word/2018/wordml" xmlns:w16du="http://schemas.microsoft.com/office/word/2023/wordml/word16du" xmlns:w16sdtdh="http://schemas.microsoft.com/office/word/2020/wordml/sdtdatahash" xmlns:w16sdtfl="http://schemas.microsoft.com/office/word/2024/wordml/sdtformatlock" xmlns:w16se="http://schemas.microsoft.com/office/word/2015/wordml/symex" xmlns:wpg="http://schemas.microsoft.com/office/word/2010/wordprocessingGroup" xmlns:wpi="http://schemas.microsoft.com/office/word/2010/wordprocessingInk" xmlns:wne="http://schemas.microsoft.com/office/word/2006/wordml" xmlns:wps="http://schemas.microsoft.com/office/word/2010/wordprocessingShape" mc:Ignorable="w14 w15 w16se w16cid w16 w16cex w16sdtdh w16sdtfl w16du wp14">
   <w:p>
     <w:pPr>
       <w:pStyle w:val="Footer"/>
@@ -878,7 +928,7 @@
 </file>
 
 <file path=word/footer3.xml><?xml version="1.0" encoding="utf-8"?>
-<w:ftr xmlns:wpc="http://schemas.microsoft.com/office/word/2010/wordprocessingCanvas" xmlns:cx="http://schemas.microsoft.com/office/drawing/2014/chartex" xmlns:cx1="http://schemas.microsoft.com/office/drawing/2015/9/8/chartex" xmlns:cx2="http://schemas.microsoft.com/office/drawing/2015/10/21/chartex" xmlns:cx3="http://schemas.microsoft.com/office/drawing/2016/5/9/chartex" xmlns:cx4="http://schemas.microsoft.com/office/drawing/2016/5/10/chartex" xmlns:cx5="http://schemas.microsoft.com/office/drawing/2016/5/11/chartex" xmlns:cx6="http://schemas.microsoft.com/office/drawing/2016/5/12/chartex" xmlns:cx7="http://schemas.microsoft.com/office/drawing/2016/5/13/chartex" xmlns:cx8="http://schemas.microsoft.com/office/drawing/2016/5/14/chartex" xmlns:mc="http://schemas.openxmlformats.org/markup-compatibility/2006" xmlns:aink="http://schemas.microsoft.com/office/drawing/2016/ink" xmlns:am3d="http://schemas.microsoft.com/office/drawing/2017/model3d" xmlns:o="urn:schemas-microsoft-com:office:office" xmlns:oel="http://schemas.microsoft.com/office/2019/extlst" xmlns:r="http://schemas.openxmlformats.org/officeDocument/2006/relationships" xmlns:m="http://schemas.openxmlformats.org/officeDocument/2006/math" xmlns:v="urn:schemas-microsoft-com:vml" xmlns:wp14="http://schemas.microsoft.com/office/word/2010/wordprocessingDrawing" xmlns:wp="http://schemas.openxmlformats.org/drawingml/2006/wordprocessingDrawing" xmlns:w10="urn:schemas-microsoft-com:office:word" xmlns:w="http://schemas.openxmlformats.org/wordprocessingml/2006/main" xmlns:w14="http://schemas.microsoft.com/office/word/2010/wordml" xmlns:w15="http://schemas.microsoft.com/office/word/2012/wordml" xmlns:w16cex="http://schemas.microsoft.com/office/word/2018/wordml/cex" xmlns:w16cid="http://schemas.microsoft.com/office/word/2016/wordml/cid" xmlns:w16="http://schemas.microsoft.com/office/word/2018/wordml" xmlns:w16sdtdh="http://schemas.microsoft.com/office/word/2020/wordml/sdtdatahash" xmlns:w16se="http://schemas.microsoft.com/office/word/2015/wordml/symex" xmlns:wpg="http://schemas.microsoft.com/office/word/2010/wordprocessingGroup" xmlns:wpi="http://schemas.microsoft.com/office/word/2010/wordprocessingInk" xmlns:wne="http://schemas.microsoft.com/office/word/2006/wordml" xmlns:wps="http://schemas.microsoft.com/office/word/2010/wordprocessingShape" mc:Ignorable="w14 w15 w16se w16cid w16 w16cex w16sdtdh wp14">
+<w:ftr xmlns:wpc="http://schemas.microsoft.com/office/word/2010/wordprocessingCanvas" xmlns:cx="http://schemas.microsoft.com/office/drawing/2014/chartex" xmlns:cx1="http://schemas.microsoft.com/office/drawing/2015/9/8/chartex" xmlns:cx2="http://schemas.microsoft.com/office/drawing/2015/10/21/chartex" xmlns:cx3="http://schemas.microsoft.com/office/drawing/2016/5/9/chartex" xmlns:cx4="http://schemas.microsoft.com/office/drawing/2016/5/10/chartex" xmlns:cx5="http://schemas.microsoft.com/office/drawing/2016/5/11/chartex" xmlns:cx6="http://schemas.microsoft.com/office/drawing/2016/5/12/chartex" xmlns:cx7="http://schemas.microsoft.com/office/drawing/2016/5/13/chartex" xmlns:cx8="http://schemas.microsoft.com/office/drawing/2016/5/14/chartex" xmlns:mc="http://schemas.openxmlformats.org/markup-compatibility/2006" xmlns:aink="http://schemas.microsoft.com/office/drawing/2016/ink" xmlns:am3d="http://schemas.microsoft.com/office/drawing/2017/model3d" xmlns:o="urn:schemas-microsoft-com:office:office" xmlns:oel="http://schemas.microsoft.com/office/2019/extlst" xmlns:r="http://schemas.openxmlformats.org/officeDocument/2006/relationships" xmlns:m="http://schemas.openxmlformats.org/officeDocument/2006/math" xmlns:v="urn:schemas-microsoft-com:vml" xmlns:wp14="http://schemas.microsoft.com/office/word/2010/wordprocessingDrawing" xmlns:wp="http://schemas.openxmlformats.org/drawingml/2006/wordprocessingDrawing" xmlns:w10="urn:schemas-microsoft-com:office:word" xmlns:w="http://schemas.openxmlformats.org/wordprocessingml/2006/main" xmlns:w14="http://schemas.microsoft.com/office/word/2010/wordml" xmlns:w15="http://schemas.microsoft.com/office/word/2012/wordml" xmlns:w16cex="http://schemas.microsoft.com/office/word/2018/wordml/cex" xmlns:w16cid="http://schemas.microsoft.com/office/word/2016/wordml/cid" xmlns:w16="http://schemas.microsoft.com/office/word/2018/wordml" xmlns:w16du="http://schemas.microsoft.com/office/word/2023/wordml/word16du" xmlns:w16sdtdh="http://schemas.microsoft.com/office/word/2020/wordml/sdtdatahash" xmlns:w16sdtfl="http://schemas.microsoft.com/office/word/2024/wordml/sdtformatlock" xmlns:w16se="http://schemas.microsoft.com/office/word/2015/wordml/symex" xmlns:wpg="http://schemas.microsoft.com/office/word/2010/wordprocessingGroup" xmlns:wpi="http://schemas.microsoft.com/office/word/2010/wordprocessingInk" xmlns:wne="http://schemas.microsoft.com/office/word/2006/wordml" xmlns:wps="http://schemas.microsoft.com/office/word/2010/wordprocessingShape" mc:Ignorable="w14 w15 w16se w16cid w16 w16cex w16sdtdh w16sdtfl w16du wp14">
   <w:p>
     <w:pPr>
       <w:pStyle w:val="Footer"/>
@@ -888,7 +938,7 @@
 </file>
 
 <file path=word/footnotes.xml><?xml version="1.0" encoding="utf-8"?>
-<w:footnotes xmlns:wpc="http://schemas.microsoft.com/office/word/2010/wordprocessingCanvas" xmlns:cx="http://schemas.microsoft.com/office/drawing/2014/chartex" xmlns:cx1="http://schemas.microsoft.com/office/drawing/2015/9/8/chartex" xmlns:cx2="http://schemas.microsoft.com/office/drawing/2015/10/21/chartex" xmlns:cx3="http://schemas.microsoft.com/office/drawing/2016/5/9/chartex" xmlns:cx4="http://schemas.microsoft.com/office/drawing/2016/5/10/chartex" xmlns:cx5="http://schemas.microsoft.com/office/drawing/2016/5/11/chartex" xmlns:cx6="http://schemas.microsoft.com/office/drawing/2016/5/12/chartex" xmlns:cx7="http://schemas.microsoft.com/office/drawing/2016/5/13/chartex" xmlns:cx8="http://schemas.microsoft.com/office/drawing/2016/5/14/chartex" xmlns:mc="http://schemas.openxmlformats.org/markup-compatibility/2006" xmlns:aink="http://schemas.microsoft.com/office/drawing/2016/ink" xmlns:am3d="http://schemas.microsoft.com/office/drawing/2017/model3d" xmlns:o="urn:schemas-microsoft-com:office:office" xmlns:oel="http://schemas.microsoft.com/office/2019/extlst" xmlns:r="http://schemas.openxmlformats.org/officeDocument/2006/relationships" xmlns:m="http://schemas.openxmlformats.org/officeDocument/2006/math" xmlns:v="urn:schemas-microsoft-com:vml" xmlns:wp14="http://schemas.microsoft.com/office/word/2010/wordprocessingDrawing" xmlns:wp="http://schemas.openxmlformats.org/drawingml/2006/wordprocessingDrawing" xmlns:w10="urn:schemas-microsoft-com:office:word" xmlns:w="http://schemas.openxmlformats.org/wordprocessingml/2006/main" xmlns:w14="http://schemas.microsoft.com/office/word/2010/wordml" xmlns:w15="http://schemas.microsoft.com/office/word/2012/wordml" xmlns:w16cex="http://schemas.microsoft.com/office/word/2018/wordml/cex" xmlns:w16cid="http://schemas.microsoft.com/office/word/2016/wordml/cid" xmlns:w16="http://schemas.microsoft.com/office/word/2018/wordml" xmlns:w16sdtdh="http://schemas.microsoft.com/office/word/2020/wordml/sdtdatahash" xmlns:w16se="http://schemas.microsoft.com/office/word/2015/wordml/symex" xmlns:wpg="http://schemas.microsoft.com/office/word/2010/wordprocessingGroup" xmlns:wpi="http://schemas.microsoft.com/office/word/2010/wordprocessingInk" xmlns:wne="http://schemas.microsoft.com/office/word/2006/wordml" xmlns:wps="http://schemas.microsoft.com/office/word/2010/wordprocessingShape" mc:Ignorable="w14 w15 w16se w16cid w16 w16cex w16sdtdh wp14">
+<w:footnotes xmlns:wpc="http://schemas.microsoft.com/office/word/2010/wordprocessingCanvas" xmlns:cx="http://schemas.microsoft.com/office/drawing/2014/chartex" xmlns:cx1="http://schemas.microsoft.com/office/drawing/2015/9/8/chartex" xmlns:cx2="http://schemas.microsoft.com/office/drawing/2015/10/21/chartex" xmlns:cx3="http://schemas.microsoft.com/office/drawing/2016/5/9/chartex" xmlns:cx4="http://schemas.microsoft.com/office/drawing/2016/5/10/chartex" xmlns:cx5="http://schemas.microsoft.com/office/drawing/2016/5/11/chartex" xmlns:cx6="http://schemas.microsoft.com/office/drawing/2016/5/12/chartex" xmlns:cx7="http://schemas.microsoft.com/office/drawing/2016/5/13/chartex" xmlns:cx8="http://schemas.microsoft.com/office/drawing/2016/5/14/chartex" xmlns:mc="http://schemas.openxmlformats.org/markup-compatibility/2006" xmlns:aink="http://schemas.microsoft.com/office/drawing/2016/ink" xmlns:am3d="http://schemas.microsoft.com/office/drawing/2017/model3d" xmlns:o="urn:schemas-microsoft-com:office:office" xmlns:oel="http://schemas.microsoft.com/office/2019/extlst" xmlns:r="http://schemas.openxmlformats.org/officeDocument/2006/relationships" xmlns:m="http://schemas.openxmlformats.org/officeDocument/2006/math" xmlns:v="urn:schemas-microsoft-com:vml" xmlns:wp14="http://schemas.microsoft.com/office/word/2010/wordprocessingDrawing" xmlns:wp="http://schemas.openxmlformats.org/drawingml/2006/wordprocessingDrawing" xmlns:w10="urn:schemas-microsoft-com:office:word" xmlns:w="http://schemas.openxmlformats.org/wordprocessingml/2006/main" xmlns:w14="http://schemas.microsoft.com/office/word/2010/wordml" xmlns:w15="http://schemas.microsoft.com/office/word/2012/wordml" xmlns:w16cex="http://schemas.microsoft.com/office/word/2018/wordml/cex" xmlns:w16cid="http://schemas.microsoft.com/office/word/2016/wordml/cid" xmlns:w16="http://schemas.microsoft.com/office/word/2018/wordml" xmlns:w16du="http://schemas.microsoft.com/office/word/2023/wordml/word16du" xmlns:w16sdtdh="http://schemas.microsoft.com/office/word/2020/wordml/sdtdatahash" xmlns:w16sdtfl="http://schemas.microsoft.com/office/word/2024/wordml/sdtformatlock" xmlns:w16se="http://schemas.microsoft.com/office/word/2015/wordml/symex" xmlns:wpg="http://schemas.microsoft.com/office/word/2010/wordprocessingGroup" xmlns:wpi="http://schemas.microsoft.com/office/word/2010/wordprocessingInk" xmlns:wne="http://schemas.microsoft.com/office/word/2006/wordml" xmlns:wps="http://schemas.microsoft.com/office/word/2010/wordprocessingShape" mc:Ignorable="w14 w15 w16se w16cid w16 w16cex w16sdtdh w16sdtfl w16du wp14">
   <w:footnote w:type="separator" w:id="-1">
     <w:p>
       <w:pPr>
@@ -913,7 +963,7 @@
 </file>
 
 <file path=word/header1.xml><?xml version="1.0" encoding="utf-8"?>
-<w:hdr xmlns:wpc="http://schemas.microsoft.com/office/word/2010/wordprocessingCanvas" xmlns:cx="http://schemas.microsoft.com/office/drawing/2014/chartex" xmlns:cx1="http://schemas.microsoft.com/office/drawing/2015/9/8/chartex" xmlns:cx2="http://schemas.microsoft.com/office/drawing/2015/10/21/chartex" xmlns:cx3="http://schemas.microsoft.com/office/drawing/2016/5/9/chartex" xmlns:cx4="http://schemas.microsoft.com/office/drawing/2016/5/10/chartex" xmlns:cx5="http://schemas.microsoft.com/office/drawing/2016/5/11/chartex" xmlns:cx6="http://schemas.microsoft.com/office/drawing/2016/5/12/chartex" xmlns:cx7="http://schemas.microsoft.com/office/drawing/2016/5/13/chartex" xmlns:cx8="http://schemas.microsoft.com/office/drawing/2016/5/14/chartex" xmlns:mc="http://schemas.openxmlformats.org/markup-compatibility/2006" xmlns:aink="http://schemas.microsoft.com/office/drawing/2016/ink" xmlns:am3d="http://schemas.microsoft.com/office/drawing/2017/model3d" xmlns:o="urn:schemas-microsoft-com:office:office" xmlns:oel="http://schemas.microsoft.com/office/2019/extlst" xmlns:r="http://schemas.openxmlformats.org/officeDocument/2006/relationships" xmlns:m="http://schemas.openxmlformats.org/officeDocument/2006/math" xmlns:v="urn:schemas-microsoft-com:vml" xmlns:wp14="http://schemas.microsoft.com/office/word/2010/wordprocessingDrawing" xmlns:wp="http://schemas.openxmlformats.org/drawingml/2006/wordprocessingDrawing" xmlns:w10="urn:schemas-microsoft-com:office:word" xmlns:w="http://schemas.openxmlformats.org/wordprocessingml/2006/main" xmlns:w14="http://schemas.microsoft.com/office/word/2010/wordml" xmlns:w15="http://schemas.microsoft.com/office/word/2012/wordml" xmlns:w16cex="http://schemas.microsoft.com/office/word/2018/wordml/cex" xmlns:w16cid="http://schemas.microsoft.com/office/word/2016/wordml/cid" xmlns:w16="http://schemas.microsoft.com/office/word/2018/wordml" xmlns:w16sdtdh="http://schemas.microsoft.com/office/word/2020/wordml/sdtdatahash" xmlns:w16se="http://schemas.microsoft.com/office/word/2015/wordml/symex" xmlns:wpg="http://schemas.microsoft.com/office/word/2010/wordprocessingGroup" xmlns:wpi="http://schemas.microsoft.com/office/word/2010/wordprocessingInk" xmlns:wne="http://schemas.microsoft.com/office/word/2006/wordml" xmlns:wps="http://schemas.microsoft.com/office/word/2010/wordprocessingShape" mc:Ignorable="w14 w15 w16se w16cid w16 w16cex w16sdtdh wp14">
+<w:hdr xmlns:wpc="http://schemas.microsoft.com/office/word/2010/wordprocessingCanvas" xmlns:cx="http://schemas.microsoft.com/office/drawing/2014/chartex" xmlns:cx1="http://schemas.microsoft.com/office/drawing/2015/9/8/chartex" xmlns:cx2="http://schemas.microsoft.com/office/drawing/2015/10/21/chartex" xmlns:cx3="http://schemas.microsoft.com/office/drawing/2016/5/9/chartex" xmlns:cx4="http://schemas.microsoft.com/office/drawing/2016/5/10/chartex" xmlns:cx5="http://schemas.microsoft.com/office/drawing/2016/5/11/chartex" xmlns:cx6="http://schemas.microsoft.com/office/drawing/2016/5/12/chartex" xmlns:cx7="http://schemas.microsoft.com/office/drawing/2016/5/13/chartex" xmlns:cx8="http://schemas.microsoft.com/office/drawing/2016/5/14/chartex" xmlns:mc="http://schemas.openxmlformats.org/markup-compatibility/2006" xmlns:aink="http://schemas.microsoft.com/office/drawing/2016/ink" xmlns:am3d="http://schemas.microsoft.com/office/drawing/2017/model3d" xmlns:o="urn:schemas-microsoft-com:office:office" xmlns:oel="http://schemas.microsoft.com/office/2019/extlst" xmlns:r="http://schemas.openxmlformats.org/officeDocument/2006/relationships" xmlns:m="http://schemas.openxmlformats.org/officeDocument/2006/math" xmlns:v="urn:schemas-microsoft-com:vml" xmlns:wp14="http://schemas.microsoft.com/office/word/2010/wordprocessingDrawing" xmlns:wp="http://schemas.openxmlformats.org/drawingml/2006/wordprocessingDrawing" xmlns:w10="urn:schemas-microsoft-com:office:word" xmlns:w="http://schemas.openxmlformats.org/wordprocessingml/2006/main" xmlns:w14="http://schemas.microsoft.com/office/word/2010/wordml" xmlns:w15="http://schemas.microsoft.com/office/word/2012/wordml" xmlns:w16cex="http://schemas.microsoft.com/office/word/2018/wordml/cex" xmlns:w16cid="http://schemas.microsoft.com/office/word/2016/wordml/cid" xmlns:w16="http://schemas.microsoft.com/office/word/2018/wordml" xmlns:w16du="http://schemas.microsoft.com/office/word/2023/wordml/word16du" xmlns:w16sdtdh="http://schemas.microsoft.com/office/word/2020/wordml/sdtdatahash" xmlns:w16sdtfl="http://schemas.microsoft.com/office/word/2024/wordml/sdtformatlock" xmlns:w16se="http://schemas.microsoft.com/office/word/2015/wordml/symex" xmlns:wpg="http://schemas.microsoft.com/office/word/2010/wordprocessingGroup" xmlns:wpi="http://schemas.microsoft.com/office/word/2010/wordprocessingInk" xmlns:wne="http://schemas.microsoft.com/office/word/2006/wordml" xmlns:wps="http://schemas.microsoft.com/office/word/2010/wordprocessingShape" mc:Ignorable="w14 w15 w16se w16cid w16 w16cex w16sdtdh w16sdtfl w16du wp14">
   <w:p>
     <w:pPr>
       <w:pStyle w:val="Header"/>
@@ -923,7 +973,7 @@
 </file>
 
 <file path=word/header2.xml><?xml version="1.0" encoding="utf-8"?>
-<w:hdr xmlns:wpc="http://schemas.microsoft.com/office/word/2010/wordprocessingCanvas" xmlns:cx="http://schemas.microsoft.com/office/drawing/2014/chartex" xmlns:cx1="http://schemas.microsoft.com/office/drawing/2015/9/8/chartex" xmlns:cx2="http://schemas.microsoft.com/office/drawing/2015/10/21/chartex" xmlns:cx3="http://schemas.microsoft.com/office/drawing/2016/5/9/chartex" xmlns:cx4="http://schemas.microsoft.com/office/drawing/2016/5/10/chartex" xmlns:cx5="http://schemas.microsoft.com/office/drawing/2016/5/11/chartex" xmlns:cx6="http://schemas.microsoft.com/office/drawing/2016/5/12/chartex" xmlns:cx7="http://schemas.microsoft.com/office/drawing/2016/5/13/chartex" xmlns:cx8="http://schemas.microsoft.com/office/drawing/2016/5/14/chartex" xmlns:mc="http://schemas.openxmlformats.org/markup-compatibility/2006" xmlns:aink="http://schemas.microsoft.com/office/drawing/2016/ink" xmlns:am3d="http://schemas.microsoft.com/office/drawing/2017/model3d" xmlns:o="urn:schemas-microsoft-com:office:office" xmlns:oel="http://schemas.microsoft.com/office/2019/extlst" xmlns:r="http://schemas.openxmlformats.org/officeDocument/2006/relationships" xmlns:m="http://schemas.openxmlformats.org/officeDocument/2006/math" xmlns:v="urn:schemas-microsoft-com:vml" xmlns:wp14="http://schemas.microsoft.com/office/word/2010/wordprocessingDrawing" xmlns:wp="http://schemas.openxmlformats.org/drawingml/2006/wordprocessingDrawing" xmlns:w10="urn:schemas-microsoft-com:office:word" xmlns:w="http://schemas.openxmlformats.org/wordprocessingml/2006/main" xmlns:w14="http://schemas.microsoft.com/office/word/2010/wordml" xmlns:w15="http://schemas.microsoft.com/office/word/2012/wordml" xmlns:w16cex="http://schemas.microsoft.com/office/word/2018/wordml/cex" xmlns:w16cid="http://schemas.microsoft.com/office/word/2016/wordml/cid" xmlns:w16="http://schemas.microsoft.com/office/word/2018/wordml" xmlns:w16sdtdh="http://schemas.microsoft.com/office/word/2020/wordml/sdtdatahash" xmlns:w16se="http://schemas.microsoft.com/office/word/2015/wordml/symex" xmlns:wpg="http://schemas.microsoft.com/office/word/2010/wordprocessingGroup" xmlns:wpi="http://schemas.microsoft.com/office/word/2010/wordprocessingInk" xmlns:wne="http://schemas.microsoft.com/office/word/2006/wordml" xmlns:wps="http://schemas.microsoft.com/office/word/2010/wordprocessingShape" mc:Ignorable="w14 w15 w16se w16cid w16 w16cex w16sdtdh wp14">
+<w:hdr xmlns:wpc="http://schemas.microsoft.com/office/word/2010/wordprocessingCanvas" xmlns:cx="http://schemas.microsoft.com/office/drawing/2014/chartex" xmlns:cx1="http://schemas.microsoft.com/office/drawing/2015/9/8/chartex" xmlns:cx2="http://schemas.microsoft.com/office/drawing/2015/10/21/chartex" xmlns:cx3="http://schemas.microsoft.com/office/drawing/2016/5/9/chartex" xmlns:cx4="http://schemas.microsoft.com/office/drawing/2016/5/10/chartex" xmlns:cx5="http://schemas.microsoft.com/office/drawing/2016/5/11/chartex" xmlns:cx6="http://schemas.microsoft.com/office/drawing/2016/5/12/chartex" xmlns:cx7="http://schemas.microsoft.com/office/drawing/2016/5/13/chartex" xmlns:cx8="http://schemas.microsoft.com/office/drawing/2016/5/14/chartex" xmlns:mc="http://schemas.openxmlformats.org/markup-compatibility/2006" xmlns:aink="http://schemas.microsoft.com/office/drawing/2016/ink" xmlns:am3d="http://schemas.microsoft.com/office/drawing/2017/model3d" xmlns:o="urn:schemas-microsoft-com:office:office" xmlns:oel="http://schemas.microsoft.com/office/2019/extlst" xmlns:r="http://schemas.openxmlformats.org/officeDocument/2006/relationships" xmlns:m="http://schemas.openxmlformats.org/officeDocument/2006/math" xmlns:v="urn:schemas-microsoft-com:vml" xmlns:wp14="http://schemas.microsoft.com/office/word/2010/wordprocessingDrawing" xmlns:wp="http://schemas.openxmlformats.org/drawingml/2006/wordprocessingDrawing" xmlns:w10="urn:schemas-microsoft-com:office:word" xmlns:w="http://schemas.openxmlformats.org/wordprocessingml/2006/main" xmlns:w14="http://schemas.microsoft.com/office/word/2010/wordml" xmlns:w15="http://schemas.microsoft.com/office/word/2012/wordml" xmlns:w16cex="http://schemas.microsoft.com/office/word/2018/wordml/cex" xmlns:w16cid="http://schemas.microsoft.com/office/word/2016/wordml/cid" xmlns:w16="http://schemas.microsoft.com/office/word/2018/wordml" xmlns:w16du="http://schemas.microsoft.com/office/word/2023/wordml/word16du" xmlns:w16sdtdh="http://schemas.microsoft.com/office/word/2020/wordml/sdtdatahash" xmlns:w16sdtfl="http://schemas.microsoft.com/office/word/2024/wordml/sdtformatlock" xmlns:w16se="http://schemas.microsoft.com/office/word/2015/wordml/symex" xmlns:wpg="http://schemas.microsoft.com/office/word/2010/wordprocessingGroup" xmlns:wpi="http://schemas.microsoft.com/office/word/2010/wordprocessingInk" xmlns:wne="http://schemas.microsoft.com/office/word/2006/wordml" xmlns:wps="http://schemas.microsoft.com/office/word/2010/wordprocessingShape" mc:Ignorable="w14 w15 w16se w16cid w16 w16cex w16sdtdh w16sdtfl w16du wp14">
   <w:p>
     <w:pPr>
       <w:pStyle w:val="Header"/>
@@ -934,7 +984,7 @@
 </file>
 
 <file path=word/header3.xml><?xml version="1.0" encoding="utf-8"?>
-<w:hdr xmlns:wpc="http://schemas.microsoft.com/office/word/2010/wordprocessingCanvas" xmlns:cx="http://schemas.microsoft.com/office/drawing/2014/chartex" xmlns:cx1="http://schemas.microsoft.com/office/drawing/2015/9/8/chartex" xmlns:cx2="http://schemas.microsoft.com/office/drawing/2015/10/21/chartex" xmlns:cx3="http://schemas.microsoft.com/office/drawing/2016/5/9/chartex" xmlns:cx4="http://schemas.microsoft.com/office/drawing/2016/5/10/chartex" xmlns:cx5="http://schemas.microsoft.com/office/drawing/2016/5/11/chartex" xmlns:cx6="http://schemas.microsoft.com/office/drawing/2016/5/12/chartex" xmlns:cx7="http://schemas.microsoft.com/office/drawing/2016/5/13/chartex" xmlns:cx8="http://schemas.microsoft.com/office/drawing/2016/5/14/chartex" xmlns:mc="http://schemas.openxmlformats.org/markup-compatibility/2006" xmlns:aink="http://schemas.microsoft.com/office/drawing/2016/ink" xmlns:am3d="http://schemas.microsoft.com/office/drawing/2017/model3d" xmlns:o="urn:schemas-microsoft-com:office:office" xmlns:oel="http://schemas.microsoft.com/office/2019/extlst" xmlns:r="http://schemas.openxmlformats.org/officeDocument/2006/relationships" xmlns:m="http://schemas.openxmlformats.org/officeDocument/2006/math" xmlns:v="urn:schemas-microsoft-com:vml" xmlns:wp14="http://schemas.microsoft.com/office/word/2010/wordprocessingDrawing" xmlns:wp="http://schemas.openxmlformats.org/drawingml/2006/wordprocessingDrawing" xmlns:w10="urn:schemas-microsoft-com:office:word" xmlns:w="http://schemas.openxmlformats.org/wordprocessingml/2006/main" xmlns:w14="http://schemas.microsoft.com/office/word/2010/wordml" xmlns:w15="http://schemas.microsoft.com/office/word/2012/wordml" xmlns:w16cex="http://schemas.microsoft.com/office/word/2018/wordml/cex" xmlns:w16cid="http://schemas.microsoft.com/office/word/2016/wordml/cid" xmlns:w16="http://schemas.microsoft.com/office/word/2018/wordml" xmlns:w16sdtdh="http://schemas.microsoft.com/office/word/2020/wordml/sdtdatahash" xmlns:w16se="http://schemas.microsoft.com/office/word/2015/wordml/symex" xmlns:wpg="http://schemas.microsoft.com/office/word/2010/wordprocessingGroup" xmlns:wpi="http://schemas.microsoft.com/office/word/2010/wordprocessingInk" xmlns:wne="http://schemas.microsoft.com/office/word/2006/wordml" xmlns:wps="http://schemas.microsoft.com/office/word/2010/wordprocessingShape" mc:Ignorable="w14 w15 w16se w16cid w16 w16cex w16sdtdh wp14">
+<w:hdr xmlns:wpc="http://schemas.microsoft.com/office/word/2010/wordprocessingCanvas" xmlns:cx="http://schemas.microsoft.com/office/drawing/2014/chartex" xmlns:cx1="http://schemas.microsoft.com/office/drawing/2015/9/8/chartex" xmlns:cx2="http://schemas.microsoft.com/office/drawing/2015/10/21/chartex" xmlns:cx3="http://schemas.microsoft.com/office/drawing/2016/5/9/chartex" xmlns:cx4="http://schemas.microsoft.com/office/drawing/2016/5/10/chartex" xmlns:cx5="http://schemas.microsoft.com/office/drawing/2016/5/11/chartex" xmlns:cx6="http://schemas.microsoft.com/office/drawing/2016/5/12/chartex" xmlns:cx7="http://schemas.microsoft.com/office/drawing/2016/5/13/chartex" xmlns:cx8="http://schemas.microsoft.com/office/drawing/2016/5/14/chartex" xmlns:mc="http://schemas.openxmlformats.org/markup-compatibility/2006" xmlns:aink="http://schemas.microsoft.com/office/drawing/2016/ink" xmlns:am3d="http://schemas.microsoft.com/office/drawing/2017/model3d" xmlns:o="urn:schemas-microsoft-com:office:office" xmlns:oel="http://schemas.microsoft.com/office/2019/extlst" xmlns:r="http://schemas.openxmlformats.org/officeDocument/2006/relationships" xmlns:m="http://schemas.openxmlformats.org/officeDocument/2006/math" xmlns:v="urn:schemas-microsoft-com:vml" xmlns:wp14="http://schemas.microsoft.com/office/word/2010/wordprocessingDrawing" xmlns:wp="http://schemas.openxmlformats.org/drawingml/2006/wordprocessingDrawing" xmlns:w10="urn:schemas-microsoft-com:office:word" xmlns:w="http://schemas.openxmlformats.org/wordprocessingml/2006/main" xmlns:w14="http://schemas.microsoft.com/office/word/2010/wordml" xmlns:w15="http://schemas.microsoft.com/office/word/2012/wordml" xmlns:w16cex="http://schemas.microsoft.com/office/word/2018/wordml/cex" xmlns:w16cid="http://schemas.microsoft.com/office/word/2016/wordml/cid" xmlns:w16="http://schemas.microsoft.com/office/word/2018/wordml" xmlns:w16du="http://schemas.microsoft.com/office/word/2023/wordml/word16du" xmlns:w16sdtdh="http://schemas.microsoft.com/office/word/2020/wordml/sdtdatahash" xmlns:w16sdtfl="http://schemas.microsoft.com/office/word/2024/wordml/sdtformatlock" xmlns:w16se="http://schemas.microsoft.com/office/word/2015/wordml/symex" xmlns:wpg="http://schemas.microsoft.com/office/word/2010/wordprocessingGroup" xmlns:wpi="http://schemas.microsoft.com/office/word/2010/wordprocessingInk" xmlns:wne="http://schemas.microsoft.com/office/word/2006/wordml" xmlns:wps="http://schemas.microsoft.com/office/word/2010/wordprocessingShape" mc:Ignorable="w14 w15 w16se w16cid w16 w16cex w16sdtdh w16sdtfl w16du wp14">
   <w:p>
     <w:pPr>
       <w:pStyle w:val="Header"/>
@@ -943,7 +993,7 @@
     <w:r>
       <w:tab/>
       <w:tab/>
-      <w:t>2026-06-17</w:t>
+      <w:t>2026-06-18</w:t>
       <w:br/>
       <w:br/>
     </w:r>
@@ -960,7 +1010,7 @@
 </file>
 
 <file path=word/numbering.xml><?xml version="1.0" encoding="utf-8"?>
-<w:numbering xmlns:wpc="http://schemas.microsoft.com/office/word/2010/wordprocessingCanvas" xmlns:cx="http://schemas.microsoft.com/office/drawing/2014/chartex" xmlns:cx1="http://schemas.microsoft.com/office/drawing/2015/9/8/chartex" xmlns:cx2="http://schemas.microsoft.com/office/drawing/2015/10/21/chartex" xmlns:cx3="http://schemas.microsoft.com/office/drawing/2016/5/9/chartex" xmlns:cx4="http://schemas.microsoft.com/office/drawing/2016/5/10/chartex" xmlns:cx5="http://schemas.microsoft.com/office/drawing/2016/5/11/chartex" xmlns:cx6="http://schemas.microsoft.com/office/drawing/2016/5/12/chartex" xmlns:cx7="http://schemas.microsoft.com/office/drawing/2016/5/13/chartex" xmlns:cx8="http://schemas.microsoft.com/office/drawing/2016/5/14/chartex" xmlns:mc="http://schemas.openxmlformats.org/markup-compatibility/2006" xmlns:aink="http://schemas.microsoft.com/office/drawing/2016/ink" xmlns:am3d="http://schemas.microsoft.com/office/drawing/2017/model3d" xmlns:o="urn:schemas-microsoft-com:office:office" xmlns:oel="http://schemas.microsoft.com/office/2019/extlst" xmlns:r="http://schemas.openxmlformats.org/officeDocument/2006/relationships" xmlns:m="http://schemas.openxmlformats.org/officeDocument/2006/math" xmlns:v="urn:schemas-microsoft-com:vml" xmlns:wp14="http://schemas.microsoft.com/office/word/2010/wordprocessingDrawing" xmlns:wp="http://schemas.openxmlformats.org/drawingml/2006/wordprocessingDrawing" xmlns:w10="urn:schemas-microsoft-com:office:word" xmlns:w="http://schemas.openxmlformats.org/wordprocessingml/2006/main" xmlns:w14="http://schemas.microsoft.com/office/word/2010/wordml" xmlns:w15="http://schemas.microsoft.com/office/word/2012/wordml" xmlns:w16cex="http://schemas.microsoft.com/office/word/2018/wordml/cex" xmlns:w16cid="http://schemas.microsoft.com/office/word/2016/wordml/cid" xmlns:w16="http://schemas.microsoft.com/office/word/2018/wordml" xmlns:w16sdtdh="http://schemas.microsoft.com/office/word/2020/wordml/sdtdatahash" xmlns:w16se="http://schemas.microsoft.com/office/word/2015/wordml/symex" xmlns:wpg="http://schemas.microsoft.com/office/word/2010/wordprocessingGroup" xmlns:wpi="http://schemas.microsoft.com/office/word/2010/wordprocessingInk" xmlns:wne="http://schemas.microsoft.com/office/word/2006/wordml" xmlns:wps="http://schemas.microsoft.com/office/word/2010/wordprocessingShape" mc:Ignorable="w14 w15 w16se w16cid w16 w16cex w16sdtdh wp14">
+<w:numbering xmlns:wpc="http://schemas.microsoft.com/office/word/2010/wordprocessingCanvas" xmlns:cx="http://schemas.microsoft.com/office/drawing/2014/chartex" xmlns:cx1="http://schemas.microsoft.com/office/drawing/2015/9/8/chartex" xmlns:cx2="http://schemas.microsoft.com/office/drawing/2015/10/21/chartex" xmlns:cx3="http://schemas.microsoft.com/office/drawing/2016/5/9/chartex" xmlns:cx4="http://schemas.microsoft.com/office/drawing/2016/5/10/chartex" xmlns:cx5="http://schemas.microsoft.com/office/drawing/2016/5/11/chartex" xmlns:cx6="http://schemas.microsoft.com/office/drawing/2016/5/12/chartex" xmlns:cx7="http://schemas.microsoft.com/office/drawing/2016/5/13/chartex" xmlns:cx8="http://schemas.microsoft.com/office/drawing/2016/5/14/chartex" xmlns:mc="http://schemas.openxmlformats.org/markup-compatibility/2006" xmlns:aink="http://schemas.microsoft.com/office/drawing/2016/ink" xmlns:am3d="http://schemas.microsoft.com/office/drawing/2017/model3d" xmlns:o="urn:schemas-microsoft-com:office:office" xmlns:oel="http://schemas.microsoft.com/office/2019/extlst" xmlns:r="http://schemas.openxmlformats.org/officeDocument/2006/relationships" xmlns:m="http://schemas.openxmlformats.org/officeDocument/2006/math" xmlns:v="urn:schemas-microsoft-com:vml" xmlns:wp14="http://schemas.microsoft.com/office/word/2010/wordprocessingDrawing" xmlns:wp="http://schemas.openxmlformats.org/drawingml/2006/wordprocessingDrawing" xmlns:w10="urn:schemas-microsoft-com:office:word" xmlns:w="http://schemas.openxmlformats.org/wordprocessingml/2006/main" xmlns:w14="http://schemas.microsoft.com/office/word/2010/wordml" xmlns:w15="http://schemas.microsoft.com/office/word/2012/wordml" xmlns:w16cex="http://schemas.microsoft.com/office/word/2018/wordml/cex" xmlns:w16cid="http://schemas.microsoft.com/office/word/2016/wordml/cid" xmlns:w16="http://schemas.microsoft.com/office/word/2018/wordml" xmlns:w16du="http://schemas.microsoft.com/office/word/2023/wordml/word16du" xmlns:w16sdtdh="http://schemas.microsoft.com/office/word/2020/wordml/sdtdatahash" xmlns:w16sdtfl="http://schemas.microsoft.com/office/word/2024/wordml/sdtformatlock" xmlns:w16se="http://schemas.microsoft.com/office/word/2015/wordml/symex" xmlns:wpg="http://schemas.microsoft.com/office/word/2010/wordprocessingGroup" xmlns:wpi="http://schemas.microsoft.com/office/word/2010/wordprocessingInk" xmlns:wne="http://schemas.microsoft.com/office/word/2006/wordml" xmlns:wps="http://schemas.microsoft.com/office/word/2010/wordprocessingShape" mc:Ignorable="w14 w15 w16se w16cid w16 w16cex w16sdtdh w16sdtfl w16du wp14">
   <w:abstractNum w:abstractNumId="0" w15:restartNumberingAfterBreak="0">
     <w:nsid w:val="FFFFFF7C"/>
     <w:multiLevelType w:val="singleLevel"/>
@@ -1163,7 +1213,7 @@
 </file>
 
 <file path=word/styles.xml><?xml version="1.0" encoding="utf-8"?>
-<w:styles xmlns:mc="http://schemas.openxmlformats.org/markup-compatibility/2006" xmlns:r="http://schemas.openxmlformats.org/officeDocument/2006/relationships" xmlns:w="http://schemas.openxmlformats.org/wordprocessingml/2006/main" xmlns:w14="http://schemas.microsoft.com/office/word/2010/wordml" xmlns:w15="http://schemas.microsoft.com/office/word/2012/wordml" xmlns:w16cex="http://schemas.microsoft.com/office/word/2018/wordml/cex" xmlns:w16cid="http://schemas.microsoft.com/office/word/2016/wordml/cid" xmlns:w16="http://schemas.microsoft.com/office/word/2018/wordml" xmlns:w16sdtdh="http://schemas.microsoft.com/office/word/2020/wordml/sdtdatahash" xmlns:w16se="http://schemas.microsoft.com/office/word/2015/wordml/symex" mc:Ignorable="w14 w15 w16se w16cid w16 w16cex w16sdtdh">
+<w:styles xmlns:mc="http://schemas.openxmlformats.org/markup-compatibility/2006" xmlns:r="http://schemas.openxmlformats.org/officeDocument/2006/relationships" xmlns:w="http://schemas.openxmlformats.org/wordprocessingml/2006/main" xmlns:w14="http://schemas.microsoft.com/office/word/2010/wordml" xmlns:w15="http://schemas.microsoft.com/office/word/2012/wordml" xmlns:w16cex="http://schemas.microsoft.com/office/word/2018/wordml/cex" xmlns:w16cid="http://schemas.microsoft.com/office/word/2016/wordml/cid" xmlns:w16="http://schemas.microsoft.com/office/word/2018/wordml" xmlns:w16du="http://schemas.microsoft.com/office/word/2023/wordml/word16du" xmlns:w16sdtdh="http://schemas.microsoft.com/office/word/2020/wordml/sdtdatahash" xmlns:w16sdtfl="http://schemas.microsoft.com/office/word/2024/wordml/sdtformatlock" xmlns:w16se="http://schemas.microsoft.com/office/word/2015/wordml/symex" mc:Ignorable="w14 w15 w16se w16cid w16 w16cex w16sdtdh w16sdtfl w16du">
   <w:docDefaults>
     <w:rPrDefault>
       <w:rPr>
@@ -1921,7 +1971,7 @@
     <w:link w:val="TitleChar"/>
     <w:uiPriority w:val="10"/>
     <w:qFormat/>
-    <w:rsid w:val="007106C8"/>
+    <w:rsid w:val="00E854FA"/>
     <w:pPr>
       <w:spacing w:after="300" w:line="240" w:lineRule="auto"/>
       <w:contextualSpacing/>
@@ -1931,7 +1981,7 @@
       <w:rFonts w:eastAsiaTheme="majorEastAsia" w:cstheme="majorBidi"/>
       <w:spacing w:val="5"/>
       <w:kern w:val="28"/>
-      <w:sz w:val="52"/>
+      <w:sz w:val="40"/>
       <w:szCs w:val="52"/>
       <w:lang w:val="sv-SE" w:eastAsia="en-US" w:bidi="ar-SA"/>
     </w:rPr>
@@ -1941,12 +1991,12 @@
     <w:basedOn w:val="DefaultParagraphFont"/>
     <w:link w:val="Title"/>
     <w:uiPriority w:val="10"/>
-    <w:rsid w:val="007106C8"/>
+    <w:rsid w:val="00E854FA"/>
     <w:rPr>
       <w:rFonts w:ascii="Times New Roman" w:eastAsiaTheme="majorEastAsia" w:hAnsi="Times New Roman" w:cstheme="majorBidi"/>
       <w:spacing w:val="5"/>
       <w:kern w:val="28"/>
-      <w:sz w:val="52"/>
+      <w:sz w:val="40"/>
       <w:szCs w:val="52"/>
       <w:lang w:val="sv-SE" w:eastAsia="en-US" w:bidi="ar-SA"/>
     </w:rPr>

--- a/klagomål/A 61242-2023 FSC-klagomål.docx
+++ b/klagomål/A 61242-2023 FSC-klagomål.docx
@@ -993,7 +993,7 @@
     <w:r>
       <w:tab/>
       <w:tab/>
-      <w:t>2026-06-18</w:t>
+      <w:t>2026-06-19</w:t>
       <w:br/>
       <w:br/>
     </w:r>

--- a/klagomål/A 61242-2023 FSC-klagomål.docx
+++ b/klagomål/A 61242-2023 FSC-klagomål.docx
@@ -993,7 +993,7 @@
     <w:r>
       <w:tab/>
       <w:tab/>
-      <w:t>2026-06-19</w:t>
+      <w:t>2026-06-20</w:t>
       <w:br/>
       <w:br/>
     </w:r>

--- a/klagomål/A 61242-2023 FSC-klagomål.docx
+++ b/klagomål/A 61242-2023 FSC-klagomål.docx
@@ -168,38 +168,7 @@
     </w:p>
     <w:p>
       <w:r>
-        <w:t>Detta dokument behandlar höga naturvärden i avverkningsanmälan A 61242-2023 i Skellefteå kommun som inkom 2023-12-04 och omfattar 4,8 ha.</w:t>
-      </w:r>
-    </w:p>
-    <w:p>
-      <w:r>
-        <w:t>Nedan presenteras fynd av naturvårdsarter och fridlysta arter som gjorts i det avverkningsanmälda området, samt relevanta utdrag ur standarderna för FSC, Chain of Custody, Controlled Wood och PEFC. I BILAGA 1 finns artfakta om fridlysta arter.</w:t>
-      </w:r>
-    </w:p>
-    <w:p>
-      <w:r>
-        <w:t>Vi förväntar oss att ni återkommer med ett skriftligt svar på vårt klagomål och även beskriver vilka korrigerande åtgärder ni satt in för att rätta till identifierade brister i er efterlevnad av den svenska FSC standarden.</w:t>
-      </w:r>
-    </w:p>
-    <w:p>
-      <w:pPr>
-        <w:pStyle w:val="Heading1"/>
-      </w:pPr>
-      <w:r>
-        <w:t>Naturvårdsarter</w:t>
-      </w:r>
-    </w:p>
-    <w:p>
-      <w:r>
-        <w:t>I och inom 12 meter från avverkningsanmälan har följande 10 naturvårdsarter hittats: garnlav (VU, T), gransotdyna (NT), talltita (NT, §4), vitgrynig nållav (NT), dvärgtufs (S), luddlav (S, T), nästlav (S, T), skinnlav (S, T), orre (§4) och fläcknycklar (§8). Av dessa är 4 rödlistade. För rödlistade arter har rödlistekategorin angivits inom parentes. Arter som är signalarter enligt Skogsstyrelsen har markerats med (S). Typiska arter inom Natura 2000 som är kopplade till skogsekosystem har markerats med (T). För fridlysta arter anges även paragrafen i Artskyddsförordningen som arten är fridlyst enligt.</w:t>
-      </w:r>
-    </w:p>
-    <w:p>
-      <w:r>
-        <w:t>De påträffade naturvårdsarterna är ett tydligt kvitto på att det rör sig om en skog med höga naturvärden.</w:t>
-      </w:r>
-      <w:r>
-        <w:t xml:space="preserve"> I Figur 1 visas fyndplatser för naturvårdsarter i området, som finns registrerade på Artportalen.</w:t>
+        <w:t>Detta klagomål behandlar höga naturvärden i avverkningsanmälan A 61242-2023 i Skellefteå kommun som inkom 2023-12-04 och omfattar 4,8 ha.</w:t>
       </w:r>
     </w:p>
     <w:p>
@@ -209,7 +178,7 @@
       <w:r>
         <w:drawing>
           <wp:inline xmlns:a="http://schemas.openxmlformats.org/drawingml/2006/main" xmlns:pic="http://schemas.openxmlformats.org/drawingml/2006/picture">
-            <wp:extent cx="5451937" cy="5688000"/>
+            <wp:extent cx="5486400" cy="5723955"/>
             <wp:docPr id="1" name="Picture 1"/>
             <wp:cNvGraphicFramePr>
               <a:graphicFrameLocks noChangeAspect="1"/>
@@ -230,7 +199,7 @@
                   <pic:spPr>
                     <a:xfrm>
                       <a:off x="0" y="0"/>
-                      <a:ext cx="5451937" cy="5688000"/>
+                      <a:ext cx="5486400" cy="5723955"/>
                     </a:xfrm>
                     <a:prstGeom prst="rect"/>
                   </pic:spPr>
@@ -247,34 +216,75 @@
         <w:spacing w:after="240"/>
       </w:pPr>
       <w:r>
-        <w:t>Figur 1. Fyndplatser för naturvårdsarter i och inom 12 meter från avverkningsanmälan (röd linje). Markörer utan svart kant är placerade på fyndplatsen. Markörer med svart kant är placerade vid sidan av fyndplatsen och har ett svart streck som visar fyndplatsens exakta position. Kartans mittpunktskoordinat är N 7203866, E 765770 i SWEREF 99 TM.</w:t>
+        <w:t>Figur 1. Fyndplatser för naturvårdsarter i och inom 12 meter från avverkningsanmälan. Markörer utan svart kant är placerade på fyndplatsen. Markörer med svart kant är placerade vid sidan av fyndplatsen har ett svart streck som visar fyndplatsens exakta position. Kartans mittpunktskoordinat är N 7203866, E 765770 i SWEREF 99 TM.</w:t>
+      </w:r>
+    </w:p>
+    <w:p>
+      <w:r>
+        <w:t>I och inom 12 meter från avverkningsanmälan finns fynd av 10 naturvårdsarter, varav 4 är rödlistade, 3 är fridlysta, 4 är typiska (T) och 4 är signalarter (S): garnlav (VU, T), gransotdyna (NT), talltita (NT, §4), vitgrynig nållav (NT), dvärgtufs (S), luddlav (S, T), nästlav (S, T), skinnlav (S, T), orre (§4) och fläcknycklar (§8). Se Figur 1.</w:t>
+      </w:r>
+    </w:p>
+    <w:p>
+      <w:r>
+        <w:t>Nedan presenteras relevanta utdrag ur standarderna för FSC, Chain of Custody, Controlled Wood och PEFC.</w:t>
+      </w:r>
+    </w:p>
+    <w:p>
+      <w:r>
+        <w:t>Vi förväntar oss att ni återkommer med ett skriftligt svar på vårt klagomål och även beskriver vilka korrigerande åtgärder ni satt in för att rätta till identifierade brister i er efterlevnad av den svenska FSC standarden.</w:t>
       </w:r>
     </w:p>
     <w:p>
       <w:pPr>
-        <w:pStyle w:val="Heading2"/>
+        <w:pStyle w:val="Heading1"/>
       </w:pPr>
       <w:r>
-        <w:t>Fridlysta arter</w:t>
+        <w:t>Naturvårdsarter och fridlysta arter</w:t>
       </w:r>
     </w:p>
     <w:p>
       <w:r>
-        <w:t>Följande fridlysta arter har sina livsmiljöer och växtplatser i den avverkningsanmälda skogen: talltita (NT, §4), orre (§4) och fläcknycklar (§8).</w:t>
+        <w:t>Nedan följer beskrivningar av de naturvårdsarter och fridlysta arter som har sina livsmiljöer och växtplatser i den avverkningsanmälda skogen. Se även ytterligare artfakta i BILAGA 1. De påträffade naturvårdsarterna är ett tydligt kvitto på att det rör sig om en skog med höga naturvärden.</w:t>
       </w:r>
     </w:p>
     <w:p>
-      <w:r>
-        <w:t xml:space="preserve">Observera att medlemsländerna är skyldiga att agera i enlighet med EU:s fågeldirektiv där det uttryckligen står att direktivet gäller för fåglar samt för deras ägg, bon och </w:t>
-      </w:r>
       <w:r>
         <w:rPr>
           <w:b/>
         </w:rPr>
-        <w:t xml:space="preserve">livsmiljöer </w:t>
-      </w:r>
-      <w:r>
-        <w:t>(artikel 1). Vidare att de åtgärder som vidtas inte får leda till en försämring av den nuvarande situationen beträffande bevarandet av de fågelarter som avses i artikel 1 (artikel 13). Fågeldirektivet är styrande för tillsynsansvariga myndigheters ärendehantering, ställningstaganden och beslutsfattande.</w:t>
+        <w:t>Garnlav (VU)</w:t>
+      </w:r>
+      <w:r>
+        <w:t xml:space="preserve"> är en utpräglad barrskogsart som ibland kan drapera träden i norrländska grannaturskogar med hög luftfuktighet. Den förekommer även i talldominerade bestånd där den, förutom i trädens grenverk, påträffas hängande över ojämnheter i tallbarken. Arten har minskat starkt i södra och mellersta Sverige och den minskar även i sitt nordliga utbredningsområde. Minskningstakten uppgår till 30 (20–50) % inom 50 år och överstiger gränsvärdet för Sårbar (VU). Orsaken till tillbakagången beror främst på slutavverkningar av naturskogsartade skogar. Bestånd med riklig förekomst bör regelmässigt sparas, vilket även gynnar flera andra sällsynta och rödlistade arter. Garnlav är värdväxt för den mycket sällsynta och akut hotade fjärilen barrskogslavfly (CR) som hör hemma i boreala barrskogar med riklig förekomst av värdväxten. Tidigare kunde arten konstateras årligen på flera platser vid Dala-Floda i Dalarna innan lokalerna kalavverkades. Senaste fyndet i landet av barrskogslavfly är från år 2000 då den påträffades vid Högberget i Sollefteå kommun. Garnlav är typisk art för </w:t>
+      </w:r>
+      <w:r>
+        <w:rPr>
+          <w:i/>
+        </w:rPr>
+        <w:t xml:space="preserve">9010 Taiga </w:t>
+      </w:r>
+      <w:r>
+        <w:t>och</w:t>
+      </w:r>
+      <w:r>
+        <w:rPr>
+          <w:i/>
+        </w:rPr>
+        <w:t xml:space="preserve"> 9070 Trädklädd betesmark</w:t>
+      </w:r>
+      <w:r>
+        <w:t xml:space="preserve"> (SLU Artdatabanken, 2026).</w:t>
+      </w:r>
+    </w:p>
+    <w:p>
+      <w:r>
+        <w:rPr>
+          <w:b/>
+        </w:rPr>
+        <w:t>Gransotdyna (NT)</w:t>
+      </w:r>
+      <w:r>
+        <w:t xml:space="preserve"> är en nedbrytare på grova, murkna, ofta barklösa stubbar och liggande stammar av gran, sällan även av bok. Den kräver tillgång till lågor och stubbar i frisk till fuktig miljö och är helt bunden till skogsbestånd med hög bonitet. Gransotdyna hotas av det intensiva utnyttjandet av granskogar med hög bonitet. Arten förekommer främst i de sydliga delarna av landet där bristen på äldre skog är mest påtaglig. Alla lokaler för arten måste undantas från rationellt skogsbruk och tillgången på död ved av grova dimensioner måste säkerställas. Fler områden med äldre granskog måste skyddas i södra Sverige (SLU Artdatabanken, 2024).</w:t>
       </w:r>
     </w:p>
     <w:p>
@@ -290,26 +300,62 @@
     </w:p>
     <w:p>
       <w:r>
-        <w:t>I BILAGA 1 finns mer detaljerad information om ekologi samt krav på livsmiljö hos fridlysta arter.</w:t>
-      </w:r>
-    </w:p>
-    <w:p>
-      <w:pPr>
-        <w:pStyle w:val="Heading2"/>
-      </w:pPr>
-      <w:r>
-        <w:t>Övriga naturvårdsarter</w:t>
-      </w:r>
-    </w:p>
-    <w:p>
-      <w:r>
         <w:rPr>
           <w:b/>
         </w:rPr>
-        <w:t>Garnlav (VU)</w:t>
-      </w:r>
-      <w:r>
-        <w:t xml:space="preserve"> är en utpräglad barrskogsart som ibland kan drapera träden i norrländska grannaturskogar med hög luftfuktighet. Den förekommer även i talldominerade bestånd där den, förutom i trädens grenverk, påträffas hängande över ojämnheter i tallbarken. Arten har minskat starkt i södra och mellersta Sverige och den minskar även i sitt nordliga utbredningsområde. Minskningstakten uppgår till 30 (20–50) % inom 50 år och överstiger gränsvärdet för Sårbar (VU). Orsaken till tillbakagången beror främst på slutavverkningar av naturskogsartade skogar. Bestånd med riklig förekomst bör regelmässigt sparas, vilket även gynnar flera andra sällsynta och rödlistade arter. Garnlav är värdväxt för den mycket sällsynta och akut hotade fjärilen barrskogslavfly (CR) som hör hemma i boreala barrskogar med riklig förekomst av värdväxten. Tidigare kunde arten konstateras årligen på flera platser vid Dala-Floda i Dalarna innan lokalerna kalavverkades. Senaste fyndet i landet av barrskogslavfly är från år 2000 då den påträffades vid Högberget i Sollefteå kommun. Garnlav är typisk art för </w:t>
+        <w:t>Vitgrynig nållav (NT)</w:t>
+      </w:r>
+      <w:r>
+        <w:t xml:space="preserve"> växer nästan uteslutande på bark av gamla, senvuxna granar i skuggiga lägen med hög och jämn luftfuktighet. Den vanligaste naturtypen för arten är kontinuitetsskogar på frisk mark men den finns också i sumpgranskogar. På lång sikt utgör avverkningar av olikåldriga granskogar av naturskogskaraktär ett allvarligt hot mot arten och skogsbruksåtgärder på eller i närheten av växtplatserna bör undvikas. Naturskogsartade, fuktiga granskogar med förekomster av arten signalerar höga biologiska värden och bör bevaras (SLU Artdatabanken, 2024; Nitare &amp; Skogsstyrelsen, 2019).</w:t>
+      </w:r>
+    </w:p>
+    <w:p>
+      <w:r>
+        <w:rPr>
+          <w:b/>
+        </w:rPr>
+        <w:t>Luddlav</w:t>
+      </w:r>
+      <w:r>
+        <w:t xml:space="preserve"> signalerar lång skoglig kontinuitet med ett stabilt lokal- och mikroklimat med hög och jämn fuktighet. Luddlav är typisk art för </w:t>
+      </w:r>
+      <w:r>
+        <w:rPr>
+          <w:i/>
+        </w:rPr>
+        <w:t>9010 Taiga,</w:t>
+      </w:r>
+      <w:r>
+        <w:t xml:space="preserve"> </w:t>
+      </w:r>
+      <w:r>
+        <w:rPr>
+          <w:i/>
+        </w:rPr>
+        <w:t xml:space="preserve">9020 Nordlig ädellövskog, 9070 Trädklädd betesmark, 9110 Näringsfattig bokskog, 9180 Ädellövskog i branter </w:t>
+      </w:r>
+      <w:r>
+        <w:t>och</w:t>
+      </w:r>
+      <w:r>
+        <w:rPr>
+          <w:i/>
+        </w:rPr>
+        <w:t xml:space="preserve"> 9190 Näringsfattig ekskog </w:t>
+      </w:r>
+      <w:r>
+        <w:t>(Nitare &amp; Skogsstyrelsen, 2019; SLU Artdatabanken, 2025).</w:t>
+      </w:r>
+    </w:p>
+    <w:p>
+      <w:r>
+        <w:rPr>
+          <w:b/>
+        </w:rPr>
+        <w:t>Nästlav</w:t>
+      </w:r>
+      <w:r>
+        <w:t xml:space="preserve"> indikerar söder om den naturliga norrlandsgränsen äldre barrskogsområden med höga naturvärden där andra ovanliga nordliga barrskogsarter kan påträffas. Nästlav är typisk art för </w:t>
       </w:r>
       <w:r>
         <w:rPr>
@@ -318,84 +364,6 @@
         <w:t xml:space="preserve">9010 Taiga </w:t>
       </w:r>
       <w:r>
-        <w:t>och</w:t>
-      </w:r>
-      <w:r>
-        <w:rPr>
-          <w:i/>
-        </w:rPr>
-        <w:t xml:space="preserve"> 9070 Trädklädd betesmark</w:t>
-      </w:r>
-      <w:r>
-        <w:t xml:space="preserve"> (SLU Artdatabanken, 2026).</w:t>
-      </w:r>
-    </w:p>
-    <w:p>
-      <w:r>
-        <w:rPr>
-          <w:b/>
-        </w:rPr>
-        <w:t>Gransotdyna (NT)</w:t>
-      </w:r>
-      <w:r>
-        <w:t xml:space="preserve"> är en nedbrytare på grova, murkna, ofta barklösa stubbar och liggande stammar av gran, sällan även av bok. Den kräver tillgång till lågor och stubbar i frisk till fuktig miljö och är helt bunden till skogsbestånd med hög bonitet. Gransotdyna hotas av det intensiva utnyttjandet av granskogar med hög bonitet. Arten förekommer främst i de sydliga delarna av landet där bristen på äldre skog är mest påtaglig. Alla lokaler för arten måste undantas från rationellt skogsbruk och tillgången på död ved av grova dimensioner måste säkerställas. Fler områden med äldre granskog måste skyddas i södra Sverige (SLU Artdatabanken, 2024).</w:t>
-      </w:r>
-    </w:p>
-    <w:p>
-      <w:r>
-        <w:rPr>
-          <w:b/>
-        </w:rPr>
-        <w:t>Luddlav</w:t>
-      </w:r>
-      <w:r>
-        <w:t xml:space="preserve"> signalerar lång skoglig kontinuitet med ett stabilt lokal- och mikroklimat med hög och jämn fuktighet. Luddlav är typisk art för </w:t>
-      </w:r>
-      <w:r>
-        <w:rPr>
-          <w:i/>
-        </w:rPr>
-        <w:t>9010 Taiga,</w:t>
-      </w:r>
-      <w:r>
-        <w:t xml:space="preserve"> </w:t>
-      </w:r>
-      <w:r>
-        <w:rPr>
-          <w:i/>
-        </w:rPr>
-        <w:t xml:space="preserve">9020 Nordlig ädellövskog, 9070 Trädklädd betesmark, 9110 Näringsfattig bokskog, 9180 Ädellövskog i branter </w:t>
-      </w:r>
-      <w:r>
-        <w:t>och</w:t>
-      </w:r>
-      <w:r>
-        <w:rPr>
-          <w:i/>
-        </w:rPr>
-        <w:t xml:space="preserve"> 9190 Näringsfattig ekskog </w:t>
-      </w:r>
-      <w:r>
-        <w:t>(Nitare &amp; Skogsstyrelsen, 2019; SLU Artdatabanken, 2025).</w:t>
-      </w:r>
-    </w:p>
-    <w:p>
-      <w:r>
-        <w:rPr>
-          <w:b/>
-        </w:rPr>
-        <w:t>Nästlav</w:t>
-      </w:r>
-      <w:r>
-        <w:t xml:space="preserve"> indikerar söder om den naturliga norrlandsgränsen äldre barrskogsområden med höga naturvärden där andra ovanliga nordliga barrskogsarter kan påträffas. Nästlav är typisk art för </w:t>
-      </w:r>
-      <w:r>
-        <w:rPr>
-          <w:i/>
-        </w:rPr>
-        <w:t xml:space="preserve">9010 Taiga </w:t>
-      </w:r>
-      <w:r>
         <w:t>(Nitare &amp; Skogsstyrelsen, 2019; SLU Artdatabanken, 2025).</w:t>
       </w:r>
     </w:p>
@@ -426,17 +394,6 @@
       </w:r>
       <w:r>
         <w:t>(Nitare &amp; Skogsstyrelsen, 2019; SLU Artdatabanken, 2025).</w:t>
-      </w:r>
-    </w:p>
-    <w:p>
-      <w:r>
-        <w:rPr>
-          <w:b/>
-        </w:rPr>
-        <w:t>Vitgrynig nållav (NT)</w:t>
-      </w:r>
-      <w:r>
-        <w:t xml:space="preserve"> växer nästan uteslutande på bark av gamla, senvuxna granar i skuggiga lägen med hög och jämn luftfuktighet. Den vanligaste naturtypen för arten är kontinuitetsskogar på frisk mark men den finns också i sumpgranskogar. På lång sikt utgör avverkningar av olikåldriga granskogar av naturskogskaraktär ett allvarligt hot mot arten och skogsbruksåtgärder på eller i närheten av växtplatserna bör undvikas. Naturskogsartade, fuktiga granskogar med förekomster av arten signalerar höga biologiska värden och bör bevaras (SLU Artdatabanken, 2024; Nitare &amp; Skogsstyrelsen, 2019).</w:t>
       </w:r>
     </w:p>
     <w:p>
@@ -993,7 +950,7 @@
     <w:r>
       <w:tab/>
       <w:tab/>
-      <w:t>2026-06-20</w:t>
+      <w:t>2026-06-21</w:t>
       <w:br/>
       <w:br/>
     </w:r>

--- a/klagomål/A 61242-2023 FSC-klagomål.docx
+++ b/klagomål/A 61242-2023 FSC-klagomål.docx
@@ -950,7 +950,7 @@
     <w:r>
       <w:tab/>
       <w:tab/>
-      <w:t>2026-06-21</w:t>
+      <w:t>2026-06-22</w:t>
       <w:br/>
       <w:br/>
     </w:r>

--- a/klagomål/A 61242-2023 FSC-klagomål.docx
+++ b/klagomål/A 61242-2023 FSC-klagomål.docx
@@ -950,7 +950,7 @@
     <w:r>
       <w:tab/>
       <w:tab/>
-      <w:t>2026-06-22</w:t>
+      <w:t>2026-06-23</w:t>
       <w:br/>
       <w:br/>
     </w:r>

--- a/klagomål/A 61242-2023 FSC-klagomål.docx
+++ b/klagomål/A 61242-2023 FSC-klagomål.docx
@@ -950,7 +950,7 @@
     <w:r>
       <w:tab/>
       <w:tab/>
-      <w:t>2026-06-23</w:t>
+      <w:t>2026-06-24</w:t>
       <w:br/>
       <w:br/>
     </w:r>

--- a/klagomål/A 61242-2023 FSC-klagomål.docx
+++ b/klagomål/A 61242-2023 FSC-klagomål.docx
@@ -950,7 +950,7 @@
     <w:r>
       <w:tab/>
       <w:tab/>
-      <w:t>2026-06-24</w:t>
+      <w:t>2026-06-25</w:t>
       <w:br/>
       <w:br/>
     </w:r>

--- a/klagomål/A 61242-2023 FSC-klagomål.docx
+++ b/klagomål/A 61242-2023 FSC-klagomål.docx
@@ -950,7 +950,7 @@
     <w:r>
       <w:tab/>
       <w:tab/>
-      <w:t>2026-06-25</w:t>
+      <w:t>2026-06-26</w:t>
       <w:br/>
       <w:br/>
     </w:r>

--- a/klagomål/A 61242-2023 FSC-klagomål.docx
+++ b/klagomål/A 61242-2023 FSC-klagomål.docx
@@ -950,7 +950,7 @@
     <w:r>
       <w:tab/>
       <w:tab/>
-      <w:t>2026-06-26</w:t>
+      <w:t>2026-06-27</w:t>
       <w:br/>
       <w:br/>
     </w:r>

--- a/klagomål/A 61242-2023 FSC-klagomål.docx
+++ b/klagomål/A 61242-2023 FSC-klagomål.docx
@@ -950,7 +950,7 @@
     <w:r>
       <w:tab/>
       <w:tab/>
-      <w:t>2026-06-27</w:t>
+      <w:t>2026-06-28</w:t>
       <w:br/>
       <w:br/>
     </w:r>

--- a/klagomål/A 61242-2023 FSC-klagomål.docx
+++ b/klagomål/A 61242-2023 FSC-klagomål.docx
@@ -950,7 +950,7 @@
     <w:r>
       <w:tab/>
       <w:tab/>
-      <w:t>2026-06-28</w:t>
+      <w:t>2026-06-29</w:t>
       <w:br/>
       <w:br/>
     </w:r>

--- a/klagomål/A 61242-2023 FSC-klagomål.docx
+++ b/klagomål/A 61242-2023 FSC-klagomål.docx
@@ -950,7 +950,7 @@
     <w:r>
       <w:tab/>
       <w:tab/>
-      <w:t>2026-06-29</w:t>
+      <w:t>2026-06-30</w:t>
       <w:br/>
       <w:br/>
     </w:r>

--- a/klagomål/A 61242-2023 FSC-klagomål.docx
+++ b/klagomål/A 61242-2023 FSC-klagomål.docx
@@ -950,7 +950,7 @@
     <w:r>
       <w:tab/>
       <w:tab/>
-      <w:t>2026-06-30</w:t>
+      <w:t>2026-07-01</w:t>
       <w:br/>
       <w:br/>
     </w:r>

--- a/klagomål/A 61242-2023 FSC-klagomål.docx
+++ b/klagomål/A 61242-2023 FSC-klagomål.docx
@@ -950,7 +950,7 @@
     <w:r>
       <w:tab/>
       <w:tab/>
-      <w:t>2026-07-01</w:t>
+      <w:t>2026-07-02</w:t>
       <w:br/>
       <w:br/>
     </w:r>

--- a/klagomål/A 61242-2023 FSC-klagomål.docx
+++ b/klagomål/A 61242-2023 FSC-klagomål.docx
@@ -950,7 +950,7 @@
     <w:r>
       <w:tab/>
       <w:tab/>
-      <w:t>2026-07-02</w:t>
+      <w:t>2026-07-03</w:t>
       <w:br/>
       <w:br/>
     </w:r>

--- a/klagomål/A 61242-2023 FSC-klagomål.docx
+++ b/klagomål/A 61242-2023 FSC-klagomål.docx
@@ -950,7 +950,7 @@
     <w:r>
       <w:tab/>
       <w:tab/>
-      <w:t>2026-07-13</w:t>
+      <w:t>2026-07-14</w:t>
       <w:br/>
       <w:br/>
     </w:r>

--- a/klagomål/A 61242-2023 FSC-klagomål.docx
+++ b/klagomål/A 61242-2023 FSC-klagomål.docx
@@ -950,7 +950,7 @@
     <w:r>
       <w:tab/>
       <w:tab/>
-      <w:t>2026-07-14</w:t>
+      <w:t>2026-07-15</w:t>
       <w:br/>
       <w:br/>
     </w:r>

--- a/klagomål/A 61242-2023 FSC-klagomål.docx
+++ b/klagomål/A 61242-2023 FSC-klagomål.docx
@@ -950,7 +950,7 @@
     <w:r>
       <w:tab/>
       <w:tab/>
-      <w:t>2026-07-15</w:t>
+      <w:t>2026-07-16</w:t>
       <w:br/>
       <w:br/>
     </w:r>

--- a/klagomål/A 61242-2023 FSC-klagomål.docx
+++ b/klagomål/A 61242-2023 FSC-klagomål.docx
@@ -950,7 +950,7 @@
     <w:r>
       <w:tab/>
       <w:tab/>
-      <w:t>2026-07-16</w:t>
+      <w:t>2026-07-17</w:t>
       <w:br/>
       <w:br/>
     </w:r>

--- a/klagomål/A 61242-2023 FSC-klagomål.docx
+++ b/klagomål/A 61242-2023 FSC-klagomål.docx
@@ -950,7 +950,7 @@
     <w:r>
       <w:tab/>
       <w:tab/>
-      <w:t>2026-07-17</w:t>
+      <w:t>2026-07-18</w:t>
       <w:br/>
       <w:br/>
     </w:r>

--- a/klagomål/A 61242-2023 FSC-klagomål.docx
+++ b/klagomål/A 61242-2023 FSC-klagomål.docx
@@ -950,7 +950,7 @@
     <w:r>
       <w:tab/>
       <w:tab/>
-      <w:t>2026-07-18</w:t>
+      <w:t>2026-07-19</w:t>
       <w:br/>
       <w:br/>
     </w:r>

--- a/klagomål/A 61242-2023 FSC-klagomål.docx
+++ b/klagomål/A 61242-2023 FSC-klagomål.docx
@@ -950,7 +950,7 @@
     <w:r>
       <w:tab/>
       <w:tab/>
-      <w:t>2026-07-19</w:t>
+      <w:t>2026-07-20</w:t>
       <w:br/>
       <w:br/>
     </w:r>

--- a/klagomål/A 61242-2023 FSC-klagomål.docx
+++ b/klagomål/A 61242-2023 FSC-klagomål.docx
@@ -950,7 +950,7 @@
     <w:r>
       <w:tab/>
       <w:tab/>
-      <w:t>2026-07-20</w:t>
+      <w:t>2026-07-21</w:t>
       <w:br/>
       <w:br/>
     </w:r>

--- a/klagomål/A 61242-2023 FSC-klagomål.docx
+++ b/klagomål/A 61242-2023 FSC-klagomål.docx
@@ -950,7 +950,7 @@
     <w:r>
       <w:tab/>
       <w:tab/>
-      <w:t>2026-07-21</w:t>
+      <w:t>2026-07-22</w:t>
       <w:br/>
       <w:br/>
     </w:r>

--- a/klagomål/A 61242-2023 FSC-klagomål.docx
+++ b/klagomål/A 61242-2023 FSC-klagomål.docx
@@ -950,7 +950,7 @@
     <w:r>
       <w:tab/>
       <w:tab/>
-      <w:t>2026-07-22</w:t>
+      <w:t>2026-07-23</w:t>
       <w:br/>
       <w:br/>
     </w:r>

--- a/klagomål/A 61242-2023 FSC-klagomål.docx
+++ b/klagomål/A 61242-2023 FSC-klagomål.docx
@@ -950,7 +950,7 @@
     <w:r>
       <w:tab/>
       <w:tab/>
-      <w:t>2026-07-23</w:t>
+      <w:t>2026-07-24</w:t>
       <w:br/>
       <w:br/>
     </w:r>

--- a/klagomål/A 61242-2023 FSC-klagomål.docx
+++ b/klagomål/A 61242-2023 FSC-klagomål.docx
@@ -950,7 +950,7 @@
     <w:r>
       <w:tab/>
       <w:tab/>
-      <w:t>2026-07-24</w:t>
+      <w:t>2026-07-25</w:t>
       <w:br/>
       <w:br/>
     </w:r>

--- a/klagomål/A 61242-2023 FSC-klagomål.docx
+++ b/klagomål/A 61242-2023 FSC-klagomål.docx
@@ -950,7 +950,7 @@
     <w:r>
       <w:tab/>
       <w:tab/>
-      <w:t>2026-07-25</w:t>
+      <w:t>2026-07-26</w:t>
       <w:br/>
       <w:br/>
     </w:r>

--- a/klagomål/A 61242-2023 FSC-klagomål.docx
+++ b/klagomål/A 61242-2023 FSC-klagomål.docx
@@ -950,7 +950,7 @@
     <w:r>
       <w:tab/>
       <w:tab/>
-      <w:t>2026-07-26</w:t>
+      <w:t>2026-07-27</w:t>
       <w:br/>
       <w:br/>
     </w:r>

--- a/klagomål/A 61242-2023 FSC-klagomål.docx
+++ b/klagomål/A 61242-2023 FSC-klagomål.docx
@@ -950,7 +950,7 @@
     <w:r>
       <w:tab/>
       <w:tab/>
-      <w:t>2026-07-27</w:t>
+      <w:t>2026-07-28</w:t>
       <w:br/>
       <w:br/>
     </w:r>

--- a/klagomål/A 61242-2023 FSC-klagomål.docx
+++ b/klagomål/A 61242-2023 FSC-klagomål.docx
@@ -950,7 +950,7 @@
     <w:r>
       <w:tab/>
       <w:tab/>
-      <w:t>2026-07-28</w:t>
+      <w:t>2026-07-29</w:t>
       <w:br/>
       <w:br/>
     </w:r>

--- a/klagomål/A 61242-2023 FSC-klagomål.docx
+++ b/klagomål/A 61242-2023 FSC-klagomål.docx
@@ -950,7 +950,7 @@
     <w:r>
       <w:tab/>
       <w:tab/>
-      <w:t>2026-07-29</w:t>
+      <w:t>2026-07-30</w:t>
       <w:br/>
       <w:br/>
     </w:r>

--- a/klagomål/A 61242-2023 FSC-klagomål.docx
+++ b/klagomål/A 61242-2023 FSC-klagomål.docx
@@ -950,7 +950,7 @@
     <w:r>
       <w:tab/>
       <w:tab/>
-      <w:t>2026-07-30</w:t>
+      <w:t>2026-07-31</w:t>
       <w:br/>
       <w:br/>
     </w:r>

--- a/klagomål/A 61242-2023 FSC-klagomål.docx
+++ b/klagomål/A 61242-2023 FSC-klagomål.docx
@@ -950,7 +950,7 @@
     <w:r>
       <w:tab/>
       <w:tab/>
-      <w:t>2026-07-31</w:t>
+      <w:t>2026-08-01</w:t>
       <w:br/>
       <w:br/>
     </w:r>

--- a/klagomål/A 61242-2023 FSC-klagomål.docx
+++ b/klagomål/A 61242-2023 FSC-klagomål.docx
@@ -950,7 +950,7 @@
     <w:r>
       <w:tab/>
       <w:tab/>
-      <w:t>2026-08-01</w:t>
+      <w:t>2026-08-02</w:t>
       <w:br/>
       <w:br/>
     </w:r>

--- a/klagomål/A 61242-2023 FSC-klagomål.docx
+++ b/klagomål/A 61242-2023 FSC-klagomål.docx
@@ -950,7 +950,7 @@
     <w:r>
       <w:tab/>
       <w:tab/>
-      <w:t>2026-08-02</w:t>
+      <w:t>2026-08-03</w:t>
       <w:br/>
       <w:br/>
     </w:r>

--- a/klagomål/A 61242-2023 FSC-klagomål.docx
+++ b/klagomål/A 61242-2023 FSC-klagomål.docx
@@ -950,7 +950,7 @@
     <w:r>
       <w:tab/>
       <w:tab/>
-      <w:t>2026-08-03</w:t>
+      <w:t>2026-08-05</w:t>
       <w:br/>
       <w:br/>
     </w:r>

--- a/klagomål/A 61242-2023 FSC-klagomål.docx
+++ b/klagomål/A 61242-2023 FSC-klagomål.docx
@@ -950,7 +950,7 @@
     <w:r>
       <w:tab/>
       <w:tab/>
-      <w:t>2026-08-05</w:t>
+      <w:t>2026-08-07</w:t>
       <w:br/>
       <w:br/>
     </w:r>

--- a/klagomål/A 61242-2023 FSC-klagomål.docx
+++ b/klagomål/A 61242-2023 FSC-klagomål.docx
@@ -950,7 +950,7 @@
     <w:r>
       <w:tab/>
       <w:tab/>
-      <w:t>2026-08-07</w:t>
+      <w:t>2026-08-08</w:t>
       <w:br/>
       <w:br/>
     </w:r>

--- a/klagomål/A 61242-2023 FSC-klagomål.docx
+++ b/klagomål/A 61242-2023 FSC-klagomål.docx
@@ -216,7 +216,7 @@
         <w:spacing w:after="240"/>
       </w:pPr>
       <w:r>
-        <w:t>Figur 1. Fyndplatser för naturvårdsarter i och inom 12 meter från avverkningsanmälan. Markörer utan svart kant är placerade på fyndplatsen. Markörer med svart kant är placerade vid sidan av fyndplatsen har ett svart streck som visar fyndplatsens exakta position. Kartans mittpunktskoordinat är N 7203866, E 765770 i SWEREF 99 TM.</w:t>
+        <w:t>Figur 1. Fyndplatser för naturvårdsarter i och inom 12 meter från avverkningsanmälan. Markörer utan svart kant är placerade på fyndplatsen. Markörer med svart kant är placerade vid sidan av fyndplatsen och har ett svart streck som visar fyndplatsens exakta position. Kartans mittpunktskoordinat är N 7203866, E 765770 i SWEREF 99 TM.</w:t>
       </w:r>
     </w:p>
     <w:p>
@@ -950,7 +950,7 @@
     <w:r>
       <w:tab/>
       <w:tab/>
-      <w:t>2026-08-14</w:t>
+      <w:t>2026-08-15</w:t>
       <w:br/>
       <w:br/>
     </w:r>

--- a/klagomål/A 61242-2023 FSC-klagomål.docx
+++ b/klagomål/A 61242-2023 FSC-klagomål.docx
@@ -950,7 +950,7 @@
     <w:r>
       <w:tab/>
       <w:tab/>
-      <w:t>2026-08-15</w:t>
+      <w:t>2026-08-16</w:t>
       <w:br/>
       <w:br/>
     </w:r>

--- a/klagomål/A 61242-2023 FSC-klagomål.docx
+++ b/klagomål/A 61242-2023 FSC-klagomål.docx
@@ -950,7 +950,7 @@
     <w:r>
       <w:tab/>
       <w:tab/>
-      <w:t>2026-08-16</w:t>
+      <w:t>2026-08-17</w:t>
       <w:br/>
       <w:br/>
     </w:r>

--- a/klagomål/A 61242-2023 FSC-klagomål.docx
+++ b/klagomål/A 61242-2023 FSC-klagomål.docx
@@ -950,7 +950,7 @@
     <w:r>
       <w:tab/>
       <w:tab/>
-      <w:t>2026-08-17</w:t>
+      <w:t>2026-08-18</w:t>
       <w:br/>
       <w:br/>
     </w:r>

--- a/klagomål/A 61242-2023 FSC-klagomål.docx
+++ b/klagomål/A 61242-2023 FSC-klagomål.docx
@@ -950,7 +950,7 @@
     <w:r>
       <w:tab/>
       <w:tab/>
-      <w:t>2026-08-18</w:t>
+      <w:t>2026-08-19</w:t>
       <w:br/>
       <w:br/>
     </w:r>

--- a/klagomål/A 61242-2023 FSC-klagomål.docx
+++ b/klagomål/A 61242-2023 FSC-klagomål.docx
@@ -950,7 +950,7 @@
     <w:r>
       <w:tab/>
       <w:tab/>
-      <w:t>2026-08-19</w:t>
+      <w:t>2026-08-20</w:t>
       <w:br/>
       <w:br/>
     </w:r>

--- a/klagomål/A 61242-2023 FSC-klagomål.docx
+++ b/klagomål/A 61242-2023 FSC-klagomål.docx
@@ -950,7 +950,7 @@
     <w:r>
       <w:tab/>
       <w:tab/>
-      <w:t>2026-08-20</w:t>
+      <w:t>2026-08-21</w:t>
       <w:br/>
       <w:br/>
     </w:r>

--- a/klagomål/A 61242-2023 FSC-klagomål.docx
+++ b/klagomål/A 61242-2023 FSC-klagomål.docx
@@ -950,7 +950,7 @@
     <w:r>
       <w:tab/>
       <w:tab/>
-      <w:t>2026-08-21</w:t>
+      <w:t>2026-08-22</w:t>
       <w:br/>
       <w:br/>
     </w:r>

--- a/klagomål/A 61242-2023 FSC-klagomål.docx
+++ b/klagomål/A 61242-2023 FSC-klagomål.docx
@@ -950,7 +950,7 @@
     <w:r>
       <w:tab/>
       <w:tab/>
-      <w:t>2026-08-22</w:t>
+      <w:t>2026-08-23</w:t>
       <w:br/>
       <w:br/>
     </w:r>

--- a/klagomål/A 61242-2023 FSC-klagomål.docx
+++ b/klagomål/A 61242-2023 FSC-klagomål.docx
@@ -950,7 +950,7 @@
     <w:r>
       <w:tab/>
       <w:tab/>
-      <w:t>2026-08-23</w:t>
+      <w:t>2026-08-24</w:t>
       <w:br/>
       <w:br/>
     </w:r>

--- a/klagomål/A 61242-2023 FSC-klagomål.docx
+++ b/klagomål/A 61242-2023 FSC-klagomål.docx
@@ -950,7 +950,7 @@
     <w:r>
       <w:tab/>
       <w:tab/>
-      <w:t>2026-08-24</w:t>
+      <w:t>2026-08-25</w:t>
       <w:br/>
       <w:br/>
     </w:r>

--- a/klagomål/A 61242-2023 FSC-klagomål.docx
+++ b/klagomål/A 61242-2023 FSC-klagomål.docx
@@ -950,7 +950,7 @@
     <w:r>
       <w:tab/>
       <w:tab/>
-      <w:t>2026-08-25</w:t>
+      <w:t>2026-08-26</w:t>
       <w:br/>
       <w:br/>
     </w:r>

--- a/klagomål/A 61242-2023 FSC-klagomål.docx
+++ b/klagomål/A 61242-2023 FSC-klagomål.docx
@@ -950,7 +950,7 @@
     <w:r>
       <w:tab/>
       <w:tab/>
-      <w:t>2026-08-26</w:t>
+      <w:t>2026-08-27</w:t>
       <w:br/>
       <w:br/>
     </w:r>

--- a/klagomål/A 61242-2023 FSC-klagomål.docx
+++ b/klagomål/A 61242-2023 FSC-klagomål.docx
@@ -950,7 +950,7 @@
     <w:r>
       <w:tab/>
       <w:tab/>
-      <w:t>2026-08-27</w:t>
+      <w:t>2026-08-28</w:t>
       <w:br/>
       <w:br/>
     </w:r>

--- a/klagomål/A 61242-2023 FSC-klagomål.docx
+++ b/klagomål/A 61242-2023 FSC-klagomål.docx
@@ -950,7 +950,7 @@
     <w:r>
       <w:tab/>
       <w:tab/>
-      <w:t>2026-08-28</w:t>
+      <w:t>2026-08-29</w:t>
       <w:br/>
       <w:br/>
     </w:r>

--- a/klagomål/A 61242-2023 FSC-klagomål.docx
+++ b/klagomål/A 61242-2023 FSC-klagomål.docx
@@ -950,7 +950,7 @@
     <w:r>
       <w:tab/>
       <w:tab/>
-      <w:t>2026-08-29</w:t>
+      <w:t>2026-08-31</w:t>
       <w:br/>
       <w:br/>
     </w:r>

--- a/klagomål/A 61242-2023 FSC-klagomål.docx
+++ b/klagomål/A 61242-2023 FSC-klagomål.docx
@@ -950,7 +950,7 @@
     <w:r>
       <w:tab/>
       <w:tab/>
-      <w:t>2026-08-31</w:t>
+      <w:t>2026-09-01</w:t>
       <w:br/>
       <w:br/>
     </w:r>

--- a/klagomål/A 61242-2023 FSC-klagomål.docx
+++ b/klagomål/A 61242-2023 FSC-klagomål.docx
@@ -950,7 +950,7 @@
     <w:r>
       <w:tab/>
       <w:tab/>
-      <w:t>2026-09-01</w:t>
+      <w:t>2026-09-02</w:t>
       <w:br/>
       <w:br/>
     </w:r>

--- a/klagomål/A 61242-2023 FSC-klagomål.docx
+++ b/klagomål/A 61242-2023 FSC-klagomål.docx
@@ -950,7 +950,7 @@
     <w:r>
       <w:tab/>
       <w:tab/>
-      <w:t>2026-09-02</w:t>
+      <w:t>2026-09-03</w:t>
       <w:br/>
       <w:br/>
     </w:r>

--- a/klagomål/A 61242-2023 FSC-klagomål.docx
+++ b/klagomål/A 61242-2023 FSC-klagomål.docx
@@ -950,7 +950,7 @@
     <w:r>
       <w:tab/>
       <w:tab/>
-      <w:t>2026-09-03</w:t>
+      <w:t>2026-09-04</w:t>
       <w:br/>
       <w:br/>
     </w:r>

--- a/klagomål/A 61242-2023 FSC-klagomål.docx
+++ b/klagomål/A 61242-2023 FSC-klagomål.docx
@@ -950,7 +950,7 @@
     <w:r>
       <w:tab/>
       <w:tab/>
-      <w:t>2026-09-04</w:t>
+      <w:t>2026-09-05</w:t>
       <w:br/>
       <w:br/>
     </w:r>

--- a/klagomål/A 61242-2023 FSC-klagomål.docx
+++ b/klagomål/A 61242-2023 FSC-klagomål.docx
@@ -950,7 +950,7 @@
     <w:r>
       <w:tab/>
       <w:tab/>
-      <w:t>2026-09-05</w:t>
+      <w:t>2026-09-06</w:t>
       <w:br/>
       <w:br/>
     </w:r>

--- a/klagomål/A 61242-2023 FSC-klagomål.docx
+++ b/klagomål/A 61242-2023 FSC-klagomål.docx
@@ -950,7 +950,7 @@
     <w:r>
       <w:tab/>
       <w:tab/>
-      <w:t>2026-09-06</w:t>
+      <w:t>2026-09-07</w:t>
       <w:br/>
       <w:br/>
     </w:r>

--- a/klagomål/A 61242-2023 FSC-klagomål.docx
+++ b/klagomål/A 61242-2023 FSC-klagomål.docx
@@ -950,7 +950,7 @@
     <w:r>
       <w:tab/>
       <w:tab/>
-      <w:t>2026-09-07</w:t>
+      <w:t>2026-09-08</w:t>
       <w:br/>
       <w:br/>
     </w:r>

--- a/klagomål/A 61242-2023 FSC-klagomål.docx
+++ b/klagomål/A 61242-2023 FSC-klagomål.docx
@@ -950,7 +950,7 @@
     <w:r>
       <w:tab/>
       <w:tab/>
-      <w:t>2026-09-08</w:t>
+      <w:t>2026-09-09</w:t>
       <w:br/>
       <w:br/>
     </w:r>

--- a/klagomål/A 61242-2023 FSC-klagomål.docx
+++ b/klagomål/A 61242-2023 FSC-klagomål.docx
@@ -950,7 +950,7 @@
     <w:r>
       <w:tab/>
       <w:tab/>
-      <w:t>2026-09-09</w:t>
+      <w:t>2026-09-10</w:t>
       <w:br/>
       <w:br/>
     </w:r>

--- a/klagomål/A 61242-2023 FSC-klagomål.docx
+++ b/klagomål/A 61242-2023 FSC-klagomål.docx
@@ -950,7 +950,7 @@
     <w:r>
       <w:tab/>
       <w:tab/>
-      <w:t>2026-09-10</w:t>
+      <w:t>2026-09-11</w:t>
       <w:br/>
       <w:br/>
     </w:r>

--- a/klagomål/A 61242-2023 FSC-klagomål.docx
+++ b/klagomål/A 61242-2023 FSC-klagomål.docx
@@ -950,7 +950,7 @@
     <w:r>
       <w:tab/>
       <w:tab/>
-      <w:t>2026-09-11</w:t>
+      <w:t>2026-09-12</w:t>
       <w:br/>
       <w:br/>
     </w:r>
